--- a/AI辅助生产推进机制建议.docx
+++ b/AI辅助生产推进机制建议.docx
@@ -4,7 +4,7 @@
   <w:body>
     <w:p>
       <w:pPr>
-        <w:spacing w:before="0" w:after="320"/>
+        <w:spacing w:before="0" w:after="280"/>
         <w:jc w:val="center"/>
       </w:pPr>
       <w:r>
@@ -60,7 +60,7 @@
           <w:color w:val="595959"/>
           <w:sz w:val="21"/>
         </w:rPr>
-        <w:t>申请设立 AI 辅助生产推进的汇报窗口、联络机制与数据查询权限</w:t>
+        <w:t>汇报 AI 辅助生产的推进思路与阶段安排，并申请三项机制支持</w:t>
       </w:r>
     </w:p>
     <w:p>
@@ -91,7 +91,7 @@
         <w:pBdr>
           <w:top w:val="single" w:sz="6" w:space="1" w:color="BFBFBF"/>
         </w:pBdr>
-        <w:spacing w:before="200" w:after="40"/>
+        <w:spacing w:before="180" w:after="20"/>
       </w:pPr>
     </w:p>
     <w:p>
@@ -110,7 +110,7 @@
     </w:p>
     <w:p>
       <w:pPr>
-        <w:ind w:left="0" w:firstLine="420"/>
+        <w:ind w:firstLine="420"/>
       </w:pPr>
       <w:r>
         <w:rPr>
@@ -124,7 +124,7 @@
     </w:p>
     <w:p>
       <w:pPr>
-        <w:ind w:left="0" w:firstLine="420"/>
+        <w:ind w:firstLine="420"/>
       </w:pPr>
       <w:r>
         <w:rPr>
@@ -138,7 +138,21 @@
     </w:p>
     <w:p>
       <w:pPr>
-        <w:ind w:left="0" w:firstLine="420"/>
+        <w:spacing w:before="280" w:after="100"/>
+      </w:pPr>
+      <w:r>
+        <w:rPr>
+          <w:rFonts w:ascii="Microsoft YaHei" w:hAnsi="Microsoft YaHei" w:eastAsia="Microsoft YaHei"/>
+          <w:b/>
+          <w:color w:val="000000"/>
+          <w:sz w:val="25"/>
+        </w:rPr>
+        <w:t>二、常规做法的失败风险</w:t>
+      </w:r>
+    </w:p>
+    <w:p>
+      <w:pPr>
+        <w:ind w:firstLine="420"/>
       </w:pPr>
       <w:r>
         <w:rPr>
@@ -147,7 +161,457 @@
           <w:color w:val="1A1A1A"/>
           <w:sz w:val="22"/>
         </w:rPr>
-        <w:t>为使该项工作具备稳定的组织依托、避免因协调不畅而停滞，现就推进机制提出以下建议。所列三项均不涉及预算与人员编制。</w:t>
+        <w:t>同类工作在多数企业推进不下去，原因通常不在技术，而在推进方式。以下五种常规做法均存在明显的失败路径，本方案予以规避。</w:t>
+      </w:r>
+    </w:p>
+    <w:tbl>
+      <w:tblPr>
+        <w:tblStyle w:val="TableGrid"/>
+        <w:tblW w:type="auto" w:w="0"/>
+        <w:jc w:val="center"/>
+        <w:tblLook w:firstColumn="1" w:firstRow="1" w:lastColumn="0" w:lastRow="0" w:noHBand="0" w:noVBand="1" w:val="04A0"/>
+      </w:tblPr>
+      <w:tblGrid>
+        <w:gridCol w:w="4589"/>
+        <w:gridCol w:w="4589"/>
+      </w:tblGrid>
+      <w:tr>
+        <w:tc>
+          <w:tcPr>
+            <w:tcW w:type="dxa" w:w="3061"/>
+            <w:shd w:val="clear" w:color="auto" w:fill="EDEFF3"/>
+          </w:tcPr>
+          <w:p>
+            <w:pPr>
+              <w:spacing w:after="20" w:line="276" w:lineRule="auto"/>
+            </w:pPr>
+            <w:r/>
+            <w:r>
+              <w:rPr>
+                <w:rFonts w:ascii="Microsoft YaHei" w:hAnsi="Microsoft YaHei" w:eastAsia="Microsoft YaHei"/>
+                <w:b/>
+                <w:color w:val="000000"/>
+                <w:sz w:val="19"/>
+              </w:rPr>
+              <w:t>常规做法</w:t>
+            </w:r>
+          </w:p>
+        </w:tc>
+        <w:tc>
+          <w:tcPr>
+            <w:tcW w:type="dxa" w:w="5443"/>
+            <w:shd w:val="clear" w:color="auto" w:fill="EDEFF3"/>
+          </w:tcPr>
+          <w:p>
+            <w:pPr>
+              <w:spacing w:after="20" w:line="276" w:lineRule="auto"/>
+            </w:pPr>
+            <w:r/>
+            <w:r>
+              <w:rPr>
+                <w:rFonts w:ascii="Microsoft YaHei" w:hAnsi="Microsoft YaHei" w:eastAsia="Microsoft YaHei"/>
+                <w:b/>
+                <w:color w:val="000000"/>
+                <w:sz w:val="19"/>
+              </w:rPr>
+              <w:t>典型结果</w:t>
+            </w:r>
+          </w:p>
+        </w:tc>
+      </w:tr>
+      <w:tr>
+        <w:tc>
+          <w:tcPr>
+            <w:tcW w:type="dxa" w:w="3061"/>
+          </w:tcPr>
+          <w:p>
+            <w:pPr>
+              <w:spacing w:after="20" w:line="276" w:lineRule="auto"/>
+            </w:pPr>
+            <w:r/>
+            <w:r>
+              <w:rPr>
+                <w:rFonts w:ascii="Microsoft YaHei" w:hAnsi="Microsoft YaHei" w:eastAsia="Microsoft YaHei"/>
+                <w:b w:val="0"/>
+                <w:color w:val="1A1A1A"/>
+                <w:sz w:val="19"/>
+              </w:rPr>
+              <w:t>成立专项项目组</w:t>
+            </w:r>
+          </w:p>
+        </w:tc>
+        <w:tc>
+          <w:tcPr>
+            <w:tcW w:type="dxa" w:w="5443"/>
+          </w:tcPr>
+          <w:p>
+            <w:pPr>
+              <w:spacing w:after="20" w:line="276" w:lineRule="auto"/>
+            </w:pPr>
+            <w:r/>
+            <w:r>
+              <w:rPr>
+                <w:rFonts w:ascii="Microsoft YaHei" w:hAnsi="Microsoft YaHei" w:eastAsia="Microsoft YaHei"/>
+                <w:b w:val="0"/>
+                <w:color w:val="1A1A1A"/>
+                <w:sz w:val="19"/>
+              </w:rPr>
+              <w:t>各方无时间参会，两个月后自然停摆</w:t>
+            </w:r>
+          </w:p>
+        </w:tc>
+      </w:tr>
+      <w:tr>
+        <w:tc>
+          <w:tcPr>
+            <w:tcW w:type="dxa" w:w="3061"/>
+          </w:tcPr>
+          <w:p>
+            <w:pPr>
+              <w:spacing w:after="20" w:line="276" w:lineRule="auto"/>
+            </w:pPr>
+            <w:r/>
+            <w:r>
+              <w:rPr>
+                <w:rFonts w:ascii="Microsoft YaHei" w:hAnsi="Microsoft YaHei" w:eastAsia="Microsoft YaHei"/>
+                <w:b w:val="0"/>
+                <w:color w:val="1A1A1A"/>
+                <w:sz w:val="19"/>
+              </w:rPr>
+              <w:t>下发表格开展调研</w:t>
+            </w:r>
+          </w:p>
+        </w:tc>
+        <w:tc>
+          <w:tcPr>
+            <w:tcW w:type="dxa" w:w="5443"/>
+          </w:tcPr>
+          <w:p>
+            <w:pPr>
+              <w:spacing w:after="20" w:line="276" w:lineRule="auto"/>
+            </w:pPr>
+            <w:r/>
+            <w:r>
+              <w:rPr>
+                <w:rFonts w:ascii="Microsoft YaHei" w:hAnsi="Microsoft YaHei" w:eastAsia="Microsoft YaHei"/>
+                <w:b w:val="0"/>
+                <w:color w:val="1A1A1A"/>
+                <w:sz w:val="19"/>
+              </w:rPr>
+              <w:t>填报质量差或不予返回，形不成有效结论</w:t>
+            </w:r>
+          </w:p>
+        </w:tc>
+      </w:tr>
+      <w:tr>
+        <w:tc>
+          <w:tcPr>
+            <w:tcW w:type="dxa" w:w="3061"/>
+          </w:tcPr>
+          <w:p>
+            <w:pPr>
+              <w:spacing w:after="20" w:line="276" w:lineRule="auto"/>
+            </w:pPr>
+            <w:r/>
+            <w:r>
+              <w:rPr>
+                <w:rFonts w:ascii="Microsoft YaHei" w:hAnsi="Microsoft YaHei" w:eastAsia="Microsoft YaHei"/>
+                <w:b w:val="0"/>
+                <w:color w:val="1A1A1A"/>
+                <w:sz w:val="19"/>
+              </w:rPr>
+              <w:t>先行立项招标</w:t>
+            </w:r>
+          </w:p>
+        </w:tc>
+        <w:tc>
+          <w:tcPr>
+            <w:tcW w:type="dxa" w:w="5443"/>
+          </w:tcPr>
+          <w:p>
+            <w:pPr>
+              <w:spacing w:after="20" w:line="276" w:lineRule="auto"/>
+            </w:pPr>
+            <w:r/>
+            <w:r>
+              <w:rPr>
+                <w:rFonts w:ascii="Microsoft YaHei" w:hAnsi="Microsoft YaHei" w:eastAsia="Microsoft YaHei"/>
+                <w:b w:val="0"/>
+                <w:color w:val="1A1A1A"/>
+                <w:sz w:val="19"/>
+              </w:rPr>
+              <w:t>采购周期长，业务侧在见到成果前已失去耐心</w:t>
+            </w:r>
+          </w:p>
+        </w:tc>
+      </w:tr>
+      <w:tr>
+        <w:tc>
+          <w:tcPr>
+            <w:tcW w:type="dxa" w:w="3061"/>
+          </w:tcPr>
+          <w:p>
+            <w:pPr>
+              <w:spacing w:after="20" w:line="276" w:lineRule="auto"/>
+            </w:pPr>
+            <w:r/>
+            <w:r>
+              <w:rPr>
+                <w:rFonts w:ascii="Microsoft YaHei" w:hAnsi="Microsoft YaHei" w:eastAsia="Microsoft YaHei"/>
+                <w:b w:val="0"/>
+                <w:color w:val="1A1A1A"/>
+                <w:sz w:val="19"/>
+              </w:rPr>
+              <w:t>先做大而全的整体规划</w:t>
+            </w:r>
+          </w:p>
+        </w:tc>
+        <w:tc>
+          <w:tcPr>
+            <w:tcW w:type="dxa" w:w="5443"/>
+          </w:tcPr>
+          <w:p>
+            <w:pPr>
+              <w:spacing w:after="20" w:line="276" w:lineRule="auto"/>
+            </w:pPr>
+            <w:r/>
+            <w:r>
+              <w:rPr>
+                <w:rFonts w:ascii="Microsoft YaHei" w:hAnsi="Microsoft YaHei" w:eastAsia="Microsoft YaHei"/>
+                <w:b w:val="0"/>
+                <w:color w:val="1A1A1A"/>
+                <w:sz w:val="19"/>
+              </w:rPr>
+              <w:t>管理层看不到实物，后续资源难以追加</w:t>
+            </w:r>
+          </w:p>
+        </w:tc>
+      </w:tr>
+      <w:tr>
+        <w:tc>
+          <w:tcPr>
+            <w:tcW w:type="dxa" w:w="3061"/>
+          </w:tcPr>
+          <w:p>
+            <w:pPr>
+              <w:spacing w:after="20" w:line="276" w:lineRule="auto"/>
+            </w:pPr>
+            <w:r/>
+            <w:r>
+              <w:rPr>
+                <w:rFonts w:ascii="Microsoft YaHei" w:hAnsi="Microsoft YaHei" w:eastAsia="Microsoft YaHei"/>
+                <w:b w:val="0"/>
+                <w:color w:val="1A1A1A"/>
+                <w:sz w:val="19"/>
+              </w:rPr>
+              <w:t>逐人逐事协商配合</w:t>
+            </w:r>
+          </w:p>
+        </w:tc>
+        <w:tc>
+          <w:tcPr>
+            <w:tcW w:type="dxa" w:w="5443"/>
+          </w:tcPr>
+          <w:p>
+            <w:pPr>
+              <w:spacing w:after="20" w:line="276" w:lineRule="auto"/>
+            </w:pPr>
+            <w:r/>
+            <w:r>
+              <w:rPr>
+                <w:rFonts w:ascii="Microsoft YaHei" w:hAnsi="Microsoft YaHei" w:eastAsia="Microsoft YaHei"/>
+                <w:b w:val="0"/>
+                <w:color w:val="1A1A1A"/>
+                <w:sz w:val="19"/>
+              </w:rPr>
+              <w:t>推进方被持续消耗，且不具备可持续性</w:t>
+            </w:r>
+          </w:p>
+        </w:tc>
+      </w:tr>
+    </w:tbl>
+    <w:p>
+      <w:pPr>
+        <w:spacing w:after="40"/>
+      </w:pPr>
+    </w:p>
+    <w:p>
+      <w:pPr>
+        <w:spacing w:before="280" w:after="100"/>
+      </w:pPr>
+      <w:r>
+        <w:rPr>
+          <w:rFonts w:ascii="Microsoft YaHei" w:hAnsi="Microsoft YaHei" w:eastAsia="Microsoft YaHei"/>
+          <w:b/>
+          <w:color w:val="000000"/>
+          <w:sz w:val="25"/>
+        </w:rPr>
+        <w:t>三、本方案的五条设计思路</w:t>
+      </w:r>
+    </w:p>
+    <w:p>
+      <w:pPr>
+        <w:spacing w:after="80" w:line="336" w:lineRule="auto"/>
+        <w:ind w:left="420"/>
+      </w:pPr>
+      <w:r>
+        <w:rPr>
+          <w:rFonts w:ascii="Microsoft YaHei" w:hAnsi="Microsoft YaHei" w:eastAsia="Microsoft YaHei"/>
+          <w:b/>
+          <w:color w:val="000000"/>
+          <w:sz w:val="21"/>
+        </w:rPr>
+        <w:t xml:space="preserve">1. </w:t>
+      </w:r>
+      <w:r>
+        <w:rPr>
+          <w:rFonts w:ascii="Microsoft YaHei" w:hAnsi="Microsoft YaHei" w:eastAsia="Microsoft YaHei"/>
+          <w:b/>
+          <w:color w:val="000000"/>
+          <w:sz w:val="21"/>
+        </w:rPr>
+        <w:t xml:space="preserve">机制先行　</w:t>
+      </w:r>
+      <w:r>
+        <w:rPr>
+          <w:rFonts w:ascii="Microsoft YaHei" w:hAnsi="Microsoft YaHei" w:eastAsia="Microsoft YaHei"/>
+          <w:b w:val="0"/>
+          <w:color w:val="1A1A1A"/>
+          <w:sz w:val="21"/>
+        </w:rPr>
+        <w:t>先取得固定汇报窗口、联络员名单与数据查询权限，再启动具体工作，使跨部门推进有稳定依托，不依赖临时协调。</w:t>
+      </w:r>
+    </w:p>
+    <w:p>
+      <w:pPr>
+        <w:spacing w:after="80" w:line="336" w:lineRule="auto"/>
+        <w:ind w:left="420"/>
+      </w:pPr>
+      <w:r>
+        <w:rPr>
+          <w:rFonts w:ascii="Microsoft YaHei" w:hAnsi="Microsoft YaHei" w:eastAsia="Microsoft YaHei"/>
+          <w:b/>
+          <w:color w:val="000000"/>
+          <w:sz w:val="21"/>
+        </w:rPr>
+        <w:t xml:space="preserve">2. </w:t>
+      </w:r>
+      <w:r>
+        <w:rPr>
+          <w:rFonts w:ascii="Microsoft YaHei" w:hAnsi="Microsoft YaHei" w:eastAsia="Microsoft YaHei"/>
+          <w:b/>
+          <w:color w:val="000000"/>
+          <w:sz w:val="21"/>
+        </w:rPr>
+        <w:t xml:space="preserve">零增量工时　</w:t>
+      </w:r>
+      <w:r>
+        <w:rPr>
+          <w:rFonts w:ascii="Microsoft YaHei" w:hAnsi="Microsoft YaHei" w:eastAsia="Microsoft YaHei"/>
+          <w:b w:val="0"/>
+          <w:color w:val="1A1A1A"/>
+          <w:sz w:val="21"/>
+        </w:rPr>
+        <w:t>AI 只嵌入既有流程，承担“先出草稿”或“先给提示”的辅助环节，不产生新任务、新记录、新会议，不改变现行操作与签字责任。</w:t>
+      </w:r>
+    </w:p>
+    <w:p>
+      <w:pPr>
+        <w:spacing w:after="80" w:line="336" w:lineRule="auto"/>
+        <w:ind w:left="420"/>
+      </w:pPr>
+      <w:r>
+        <w:rPr>
+          <w:rFonts w:ascii="Microsoft YaHei" w:hAnsi="Microsoft YaHei" w:eastAsia="Microsoft YaHei"/>
+          <w:b/>
+          <w:color w:val="000000"/>
+          <w:sz w:val="21"/>
+        </w:rPr>
+        <w:t xml:space="preserve">3. </w:t>
+      </w:r>
+      <w:r>
+        <w:rPr>
+          <w:rFonts w:ascii="Microsoft YaHei" w:hAnsi="Microsoft YaHei" w:eastAsia="Microsoft YaHei"/>
+          <w:b/>
+          <w:color w:val="000000"/>
+          <w:sz w:val="21"/>
+        </w:rPr>
+        <w:t xml:space="preserve">外部借力　</w:t>
+      </w:r>
+      <w:r>
+        <w:rPr>
+          <w:rFonts w:ascii="Microsoft YaHei" w:hAnsi="Microsoft YaHei" w:eastAsia="Microsoft YaHei"/>
+          <w:b w:val="0"/>
+          <w:color w:val="1A1A1A"/>
+          <w:sz w:val="21"/>
+        </w:rPr>
+        <w:t>利用供应商售前阶段资源完成技术能力探底与首轮验证，前期以技术交流方式开展，不进入采购流程、不发生费用。</w:t>
+      </w:r>
+    </w:p>
+    <w:p>
+      <w:pPr>
+        <w:spacing w:after="80" w:line="336" w:lineRule="auto"/>
+        <w:ind w:left="420"/>
+      </w:pPr>
+      <w:r>
+        <w:rPr>
+          <w:rFonts w:ascii="Microsoft YaHei" w:hAnsi="Microsoft YaHei" w:eastAsia="Microsoft YaHei"/>
+          <w:b/>
+          <w:color w:val="000000"/>
+          <w:sz w:val="21"/>
+        </w:rPr>
+        <w:t xml:space="preserve">4. </w:t>
+      </w:r>
+      <w:r>
+        <w:rPr>
+          <w:rFonts w:ascii="Microsoft YaHei" w:hAnsi="Microsoft YaHei" w:eastAsia="Microsoft YaHei"/>
+          <w:b/>
+          <w:color w:val="000000"/>
+          <w:sz w:val="21"/>
+        </w:rPr>
+        <w:t xml:space="preserve">可见性优先　</w:t>
+      </w:r>
+      <w:r>
+        <w:rPr>
+          <w:rFonts w:ascii="Microsoft YaHei" w:hAnsi="Microsoft YaHei" w:eastAsia="Microsoft YaHei"/>
+          <w:b w:val="0"/>
+          <w:color w:val="1A1A1A"/>
+          <w:sz w:val="21"/>
+        </w:rPr>
+        <w:t>按月形成可查看的阶段成果，宁要每月一个小实物，不做半年一份大报告，使推进状态与问题始终处于可掌握状态。</w:t>
+      </w:r>
+    </w:p>
+    <w:p>
+      <w:pPr>
+        <w:spacing w:after="80" w:line="336" w:lineRule="auto"/>
+        <w:ind w:left="420"/>
+      </w:pPr>
+      <w:r>
+        <w:rPr>
+          <w:rFonts w:ascii="Microsoft YaHei" w:hAnsi="Microsoft YaHei" w:eastAsia="Microsoft YaHei"/>
+          <w:b/>
+          <w:color w:val="000000"/>
+          <w:sz w:val="21"/>
+        </w:rPr>
+        <w:t xml:space="preserve">5. </w:t>
+      </w:r>
+      <w:r>
+        <w:rPr>
+          <w:rFonts w:ascii="Microsoft YaHei" w:hAnsi="Microsoft YaHei" w:eastAsia="Microsoft YaHei"/>
+          <w:b/>
+          <w:color w:val="000000"/>
+          <w:sz w:val="21"/>
+        </w:rPr>
+        <w:t xml:space="preserve">止损明确　</w:t>
+      </w:r>
+      <w:r>
+        <w:rPr>
+          <w:rFonts w:ascii="Microsoft YaHei" w:hAnsi="Microsoft YaHei" w:eastAsia="Microsoft YaHei"/>
+          <w:b w:val="0"/>
+          <w:color w:val="1A1A1A"/>
+          <w:sz w:val="21"/>
+        </w:rPr>
+        <w:t>每个场景事前设定退出条件，连续无实质进展即调整方向，不在已判定不可行的场景上持续投入。</w:t>
       </w:r>
     </w:p>
     <w:p>
@@ -161,7 +625,1468 @@
           <w:color w:val="000000"/>
           <w:sz w:val="25"/>
         </w:rPr>
-        <w:t>二、建议事项</w:t>
+        <w:t>四、具体方案与阶段产出</w:t>
+      </w:r>
+    </w:p>
+    <w:p>
+      <w:pPr>
+        <w:ind w:firstLine="420"/>
+      </w:pPr>
+      <w:r>
+        <w:rPr>
+          <w:rFonts w:ascii="Microsoft YaHei" w:hAnsi="Microsoft YaHei" w:eastAsia="Microsoft YaHei"/>
+          <w:b w:val="0"/>
+          <w:color w:val="1A1A1A"/>
+          <w:sz w:val="22"/>
+        </w:rPr>
+        <w:t>整体分五个阶段推进，前两个阶段不发生费用，自试点阶段起按实际范围另行请示所需投入。</w:t>
+      </w:r>
+    </w:p>
+    <w:p>
+      <w:pPr>
+        <w:spacing w:before="220" w:after="60"/>
+        <w:ind w:left="420"/>
+      </w:pPr>
+      <w:r>
+        <w:rPr>
+          <w:rFonts w:ascii="Microsoft YaHei" w:hAnsi="Microsoft YaHei" w:eastAsia="Microsoft YaHei"/>
+          <w:b/>
+          <w:color w:val="000000"/>
+          <w:sz w:val="23"/>
+        </w:rPr>
+        <w:t>阶段一　场景摸底与数据条件评估</w:t>
+      </w:r>
+      <w:r>
+        <w:rPr>
+          <w:rFonts w:ascii="Microsoft YaHei" w:hAnsi="Microsoft YaHei" w:eastAsia="Microsoft YaHei"/>
+          <w:b w:val="0"/>
+          <w:color w:val="595959"/>
+          <w:sz w:val="20"/>
+        </w:rPr>
+        <w:t>（第 1–2 个月）</w:t>
+      </w:r>
+    </w:p>
+    <w:p>
+      <w:pPr>
+        <w:spacing w:after="40"/>
+        <w:ind w:left="624"/>
+      </w:pPr>
+      <w:r>
+        <w:rPr>
+          <w:rFonts w:ascii="Microsoft YaHei" w:hAnsi="Microsoft YaHei" w:eastAsia="Microsoft YaHei"/>
+          <w:b/>
+          <w:color w:val="595959"/>
+          <w:sz w:val="21"/>
+        </w:rPr>
+        <w:t>主要工作</w:t>
+      </w:r>
+    </w:p>
+    <w:p>
+      <w:pPr>
+        <w:spacing w:after="60" w:line="324" w:lineRule="auto"/>
+        <w:ind w:left="850"/>
+      </w:pPr>
+      <w:r>
+        <w:rPr>
+          <w:rFonts w:ascii="Microsoft YaHei" w:hAnsi="Microsoft YaHei" w:eastAsia="Microsoft YaHei"/>
+          <w:b w:val="0"/>
+          <w:color w:val="1A1A1A"/>
+          <w:sz w:val="21"/>
+        </w:rPr>
+        <w:t>— 以一对一现场访谈方式覆盖生产车间及工艺、设备、质量、生产计划等岗位，计 15–20 人次</w:t>
+      </w:r>
+    </w:p>
+    <w:p>
+      <w:pPr>
+        <w:spacing w:after="60" w:line="324" w:lineRule="auto"/>
+        <w:ind w:left="850"/>
+      </w:pPr>
+      <w:r>
+        <w:rPr>
+          <w:rFonts w:ascii="Microsoft YaHei" w:hAnsi="Microsoft YaHei" w:eastAsia="Microsoft YaHei"/>
+          <w:b w:val="0"/>
+          <w:color w:val="1A1A1A"/>
+          <w:sz w:val="21"/>
+        </w:rPr>
+        <w:t>— 访谈聚焦具体重复性工作的发生频次、单次耗时与承担岗位，不做概念征询，确保结论可核算</w:t>
+      </w:r>
+    </w:p>
+    <w:p>
+      <w:pPr>
+        <w:spacing w:after="60" w:line="324" w:lineRule="auto"/>
+        <w:ind w:left="850"/>
+      </w:pPr>
+      <w:r>
+        <w:rPr>
+          <w:rFonts w:ascii="Microsoft YaHei" w:hAnsi="Microsoft YaHei" w:eastAsia="Microsoft YaHei"/>
+          <w:b w:val="0"/>
+          <w:color w:val="1A1A1A"/>
+          <w:sz w:val="21"/>
+        </w:rPr>
+        <w:t>— 逐系统评估数据可用条件：接口是否具备、历史数据深度、字段完整度、权限开通方式</w:t>
+      </w:r>
+    </w:p>
+    <w:p>
+      <w:pPr>
+        <w:spacing w:after="60" w:line="324" w:lineRule="auto"/>
+        <w:ind w:left="850"/>
+      </w:pPr>
+      <w:r>
+        <w:rPr>
+          <w:rFonts w:ascii="Microsoft YaHei" w:hAnsi="Microsoft YaHei" w:eastAsia="Microsoft YaHei"/>
+          <w:b w:val="0"/>
+          <w:color w:val="1A1A1A"/>
+          <w:sz w:val="21"/>
+        </w:rPr>
+        <w:t>— 对涉及客户信息的场景，同步明确脱敏与留痕要求</w:t>
+      </w:r>
+    </w:p>
+    <w:p>
+      <w:pPr>
+        <w:spacing w:before="80" w:after="40"/>
+        <w:ind w:left="624"/>
+      </w:pPr>
+      <w:r>
+        <w:rPr>
+          <w:rFonts w:ascii="Microsoft YaHei" w:hAnsi="Microsoft YaHei" w:eastAsia="Microsoft YaHei"/>
+          <w:b/>
+          <w:color w:val="595959"/>
+          <w:sz w:val="21"/>
+        </w:rPr>
+        <w:t>阶段产出</w:t>
+      </w:r>
+    </w:p>
+    <w:p>
+      <w:pPr>
+        <w:spacing w:after="60" w:line="324" w:lineRule="auto"/>
+        <w:ind w:left="850"/>
+      </w:pPr>
+      <w:r>
+        <w:rPr>
+          <w:rFonts w:ascii="Microsoft YaHei" w:hAnsi="Microsoft YaHei" w:eastAsia="Microsoft YaHei"/>
+          <w:b w:val="0"/>
+          <w:color w:val="1A1A1A"/>
+          <w:sz w:val="21"/>
+        </w:rPr>
+        <w:t>— 生产场景清单，按年度占用工时排序</w:t>
+      </w:r>
+    </w:p>
+    <w:p>
+      <w:pPr>
+        <w:spacing w:after="60" w:line="324" w:lineRule="auto"/>
+        <w:ind w:left="850"/>
+      </w:pPr>
+      <w:r>
+        <w:rPr>
+          <w:rFonts w:ascii="Microsoft YaHei" w:hAnsi="Microsoft YaHei" w:eastAsia="Microsoft YaHei"/>
+          <w:b w:val="0"/>
+          <w:color w:val="1A1A1A"/>
+          <w:sz w:val="21"/>
+        </w:rPr>
+        <w:t>— 数据就绪度评估表，分“可直接取用 / 需开发但可行 / 暂不具备”三档</w:t>
+      </w:r>
+    </w:p>
+    <w:p>
+      <w:pPr>
+        <w:spacing w:after="60" w:line="324" w:lineRule="auto"/>
+        <w:ind w:left="850"/>
+      </w:pPr>
+      <w:r>
+        <w:rPr>
+          <w:rFonts w:ascii="Microsoft YaHei" w:hAnsi="Microsoft YaHei" w:eastAsia="Microsoft YaHei"/>
+          <w:b w:val="0"/>
+          <w:color w:val="1A1A1A"/>
+          <w:sz w:val="21"/>
+        </w:rPr>
+        <w:t>— 首批可行场景候选 3–5 个，并说明排除其余场景的理由</w:t>
+      </w:r>
+    </w:p>
+    <w:p>
+      <w:pPr>
+        <w:spacing w:before="220" w:after="60"/>
+        <w:ind w:left="420"/>
+      </w:pPr>
+      <w:r>
+        <w:rPr>
+          <w:rFonts w:ascii="Microsoft YaHei" w:hAnsi="Microsoft YaHei" w:eastAsia="Microsoft YaHei"/>
+          <w:b/>
+          <w:color w:val="000000"/>
+          <w:sz w:val="23"/>
+        </w:rPr>
+        <w:t>阶段二　外部技术能力探底</w:t>
+      </w:r>
+      <w:r>
+        <w:rPr>
+          <w:rFonts w:ascii="Microsoft YaHei" w:hAnsi="Microsoft YaHei" w:eastAsia="Microsoft YaHei"/>
+          <w:b w:val="0"/>
+          <w:color w:val="595959"/>
+          <w:sz w:val="20"/>
+        </w:rPr>
+        <w:t>（第 3–4 个月）</w:t>
+      </w:r>
+    </w:p>
+    <w:p>
+      <w:pPr>
+        <w:spacing w:after="40"/>
+        <w:ind w:left="624"/>
+      </w:pPr>
+      <w:r>
+        <w:rPr>
+          <w:rFonts w:ascii="Microsoft YaHei" w:hAnsi="Microsoft YaHei" w:eastAsia="Microsoft YaHei"/>
+          <w:b/>
+          <w:color w:val="595959"/>
+          <w:sz w:val="21"/>
+        </w:rPr>
+        <w:t>主要工作</w:t>
+      </w:r>
+    </w:p>
+    <w:p>
+      <w:pPr>
+        <w:spacing w:after="60" w:line="324" w:lineRule="auto"/>
+        <w:ind w:left="850"/>
+      </w:pPr>
+      <w:r>
+        <w:rPr>
+          <w:rFonts w:ascii="Microsoft YaHei" w:hAnsi="Microsoft YaHei" w:eastAsia="Microsoft YaHei"/>
+          <w:b w:val="0"/>
+          <w:color w:val="1A1A1A"/>
+          <w:sz w:val="21"/>
+        </w:rPr>
+        <w:t>— 按场景方向分类接触国内代表性厂商，每类 3–5 家，覆盖视觉巡检、设备点检与预测性维护、生产数据分析、报告与知识类模型应用等方向</w:t>
+      </w:r>
+    </w:p>
+    <w:p>
+      <w:pPr>
+        <w:spacing w:after="60" w:line="324" w:lineRule="auto"/>
+        <w:ind w:left="850"/>
+      </w:pPr>
+      <w:r>
+        <w:rPr>
+          <w:rFonts w:ascii="Microsoft YaHei" w:hAnsi="Microsoft YaHei" w:eastAsia="Microsoft YaHei"/>
+          <w:b w:val="0"/>
+          <w:color w:val="1A1A1A"/>
+          <w:sz w:val="21"/>
+        </w:rPr>
+        <w:t>— 统一发出场景需求说明，要求书面答复四项：制药或化工同类可核实案例、所需数据范围与格式、从启动到见效的最短周期、可否开展小范围验证</w:t>
+      </w:r>
+    </w:p>
+    <w:p>
+      <w:pPr>
+        <w:spacing w:after="60" w:line="324" w:lineRule="auto"/>
+        <w:ind w:left="850"/>
+      </w:pPr>
+      <w:r>
+        <w:rPr>
+          <w:rFonts w:ascii="Microsoft YaHei" w:hAnsi="Microsoft YaHei" w:eastAsia="Microsoft YaHei"/>
+          <w:b w:val="0"/>
+          <w:color w:val="1A1A1A"/>
+          <w:sz w:val="21"/>
+        </w:rPr>
+        <w:t>— 组织一次集中技术交流，同日安排多家宣讲，形成横向可比信息</w:t>
+      </w:r>
+    </w:p>
+    <w:p>
+      <w:pPr>
+        <w:spacing w:after="60" w:line="324" w:lineRule="auto"/>
+        <w:ind w:left="850"/>
+      </w:pPr>
+      <w:r>
+        <w:rPr>
+          <w:rFonts w:ascii="Microsoft YaHei" w:hAnsi="Microsoft YaHei" w:eastAsia="Microsoft YaHei"/>
+          <w:b w:val="0"/>
+          <w:color w:val="1A1A1A"/>
+          <w:sz w:val="21"/>
+        </w:rPr>
+        <w:t>— 全过程定位为技术交流与信息收集，不承诺采购、不进入招标流程；对外材料仅描述业务问题，不涉及工艺参数与客户信息</w:t>
+      </w:r>
+    </w:p>
+    <w:p>
+      <w:pPr>
+        <w:spacing w:before="80" w:after="40"/>
+        <w:ind w:left="624"/>
+      </w:pPr>
+      <w:r>
+        <w:rPr>
+          <w:rFonts w:ascii="Microsoft YaHei" w:hAnsi="Microsoft YaHei" w:eastAsia="Microsoft YaHei"/>
+          <w:b/>
+          <w:color w:val="595959"/>
+          <w:sz w:val="21"/>
+        </w:rPr>
+        <w:t>阶段产出</w:t>
+      </w:r>
+    </w:p>
+    <w:p>
+      <w:pPr>
+        <w:spacing w:after="60" w:line="324" w:lineRule="auto"/>
+        <w:ind w:left="850"/>
+      </w:pPr>
+      <w:r>
+        <w:rPr>
+          <w:rFonts w:ascii="Microsoft YaHei" w:hAnsi="Microsoft YaHei" w:eastAsia="Microsoft YaHei"/>
+          <w:b w:val="0"/>
+          <w:color w:val="1A1A1A"/>
+          <w:sz w:val="21"/>
+        </w:rPr>
+        <w:t>— 供应商能力对比表，含案例真实性、数据要求、实施周期、报价区间与技术绑定风险</w:t>
+      </w:r>
+    </w:p>
+    <w:p>
+      <w:pPr>
+        <w:spacing w:after="60" w:line="324" w:lineRule="auto"/>
+        <w:ind w:left="850"/>
+      </w:pPr>
+      <w:r>
+        <w:rPr>
+          <w:rFonts w:ascii="Microsoft YaHei" w:hAnsi="Microsoft YaHei" w:eastAsia="Microsoft YaHei"/>
+          <w:b w:val="0"/>
+          <w:color w:val="1A1A1A"/>
+          <w:sz w:val="21"/>
+        </w:rPr>
+        <w:t>— 数据要求清单，用于反向校核阶段一的数据评估结论</w:t>
+      </w:r>
+    </w:p>
+    <w:p>
+      <w:pPr>
+        <w:spacing w:after="60" w:line="324" w:lineRule="auto"/>
+        <w:ind w:left="850"/>
+      </w:pPr>
+      <w:r>
+        <w:rPr>
+          <w:rFonts w:ascii="Microsoft YaHei" w:hAnsi="Microsoft YaHei" w:eastAsia="Microsoft YaHei"/>
+          <w:b w:val="0"/>
+          <w:color w:val="1A1A1A"/>
+          <w:sz w:val="21"/>
+        </w:rPr>
+        <w:t>— 自建与外采的边界建议，避免后续形成单一供应商依赖</w:t>
+      </w:r>
+    </w:p>
+    <w:p>
+      <w:pPr>
+        <w:spacing w:before="220" w:after="60"/>
+        <w:ind w:left="420"/>
+      </w:pPr>
+      <w:r>
+        <w:rPr>
+          <w:rFonts w:ascii="Microsoft YaHei" w:hAnsi="Microsoft YaHei" w:eastAsia="Microsoft YaHei"/>
+          <w:b/>
+          <w:color w:val="000000"/>
+          <w:sz w:val="23"/>
+        </w:rPr>
+        <w:t>阶段三　小范围试点</w:t>
+      </w:r>
+      <w:r>
+        <w:rPr>
+          <w:rFonts w:ascii="Microsoft YaHei" w:hAnsi="Microsoft YaHei" w:eastAsia="Microsoft YaHei"/>
+          <w:b w:val="0"/>
+          <w:color w:val="595959"/>
+          <w:sz w:val="20"/>
+        </w:rPr>
+        <w:t>（第 5–9 个月）</w:t>
+      </w:r>
+    </w:p>
+    <w:p>
+      <w:pPr>
+        <w:spacing w:after="40"/>
+        <w:ind w:left="624"/>
+      </w:pPr>
+      <w:r>
+        <w:rPr>
+          <w:rFonts w:ascii="Microsoft YaHei" w:hAnsi="Microsoft YaHei" w:eastAsia="Microsoft YaHei"/>
+          <w:b/>
+          <w:color w:val="595959"/>
+          <w:sz w:val="21"/>
+        </w:rPr>
+        <w:t>主要工作</w:t>
+      </w:r>
+    </w:p>
+    <w:p>
+      <w:pPr>
+        <w:spacing w:after="60" w:line="324" w:lineRule="auto"/>
+        <w:ind w:left="850"/>
+      </w:pPr>
+      <w:r>
+        <w:rPr>
+          <w:rFonts w:ascii="Microsoft YaHei" w:hAnsi="Microsoft YaHei" w:eastAsia="Microsoft YaHei"/>
+          <w:b w:val="0"/>
+          <w:color w:val="1A1A1A"/>
+          <w:sz w:val="21"/>
+        </w:rPr>
+        <w:t>— 从候选场景中选取两个：一个流程标准化程度高、见效较快；一个业务价值明显且可控性强</w:t>
+      </w:r>
+    </w:p>
+    <w:p>
+      <w:pPr>
+        <w:spacing w:after="60" w:line="324" w:lineRule="auto"/>
+        <w:ind w:left="850"/>
+      </w:pPr>
+      <w:r>
+        <w:rPr>
+          <w:rFonts w:ascii="Microsoft YaHei" w:hAnsi="Microsoft YaHei" w:eastAsia="Microsoft YaHei"/>
+          <w:b w:val="0"/>
+          <w:color w:val="1A1A1A"/>
+          <w:sz w:val="21"/>
+        </w:rPr>
+        <w:t>— 入选场景须同时满足三项条件：数据条件已具备、三个月内可产出实物、失败不影响合规与生产交付</w:t>
+      </w:r>
+    </w:p>
+    <w:p>
+      <w:pPr>
+        <w:spacing w:after="60" w:line="324" w:lineRule="auto"/>
+        <w:ind w:left="850"/>
+      </w:pPr>
+      <w:r>
+        <w:rPr>
+          <w:rFonts w:ascii="Microsoft YaHei" w:hAnsi="Microsoft YaHei" w:eastAsia="Microsoft YaHei"/>
+          <w:b w:val="0"/>
+          <w:color w:val="1A1A1A"/>
+          <w:sz w:val="21"/>
+        </w:rPr>
+        <w:t>— AI 输出一律作为草稿或提示，由岗位人员判断确认，现行审核与签字责任不作调整</w:t>
+      </w:r>
+    </w:p>
+    <w:p>
+      <w:pPr>
+        <w:spacing w:after="60" w:line="324" w:lineRule="auto"/>
+        <w:ind w:left="850"/>
+      </w:pPr>
+      <w:r>
+        <w:rPr>
+          <w:rFonts w:ascii="Microsoft YaHei" w:hAnsi="Microsoft YaHei" w:eastAsia="Microsoft YaHei"/>
+          <w:b w:val="0"/>
+          <w:color w:val="1A1A1A"/>
+          <w:sz w:val="21"/>
+        </w:rPr>
+        <w:t>— 建立结果反馈与错误样本回收机制，作为迭代依据</w:t>
+      </w:r>
+    </w:p>
+    <w:p>
+      <w:pPr>
+        <w:spacing w:after="60" w:line="324" w:lineRule="auto"/>
+        <w:ind w:left="850"/>
+      </w:pPr>
+      <w:r>
+        <w:rPr>
+          <w:rFonts w:ascii="Microsoft YaHei" w:hAnsi="Microsoft YaHei" w:eastAsia="Microsoft YaHei"/>
+          <w:b w:val="0"/>
+          <w:color w:val="1A1A1A"/>
+          <w:sz w:val="21"/>
+        </w:rPr>
+        <w:t>— 试点期间同步记录使用频次、输出可用率与人工修正比例</w:t>
+      </w:r>
+    </w:p>
+    <w:p>
+      <w:pPr>
+        <w:spacing w:before="80" w:after="40"/>
+        <w:ind w:left="624"/>
+      </w:pPr>
+      <w:r>
+        <w:rPr>
+          <w:rFonts w:ascii="Microsoft YaHei" w:hAnsi="Microsoft YaHei" w:eastAsia="Microsoft YaHei"/>
+          <w:b/>
+          <w:color w:val="595959"/>
+          <w:sz w:val="21"/>
+        </w:rPr>
+        <w:t>阶段产出</w:t>
+      </w:r>
+    </w:p>
+    <w:p>
+      <w:pPr>
+        <w:spacing w:after="60" w:line="324" w:lineRule="auto"/>
+        <w:ind w:left="850"/>
+      </w:pPr>
+      <w:r>
+        <w:rPr>
+          <w:rFonts w:ascii="Microsoft YaHei" w:hAnsi="Microsoft YaHei" w:eastAsia="Microsoft YaHei"/>
+          <w:b w:val="0"/>
+          <w:color w:val="1A1A1A"/>
+          <w:sz w:val="21"/>
+        </w:rPr>
+        <w:t>— 两个可实际演示的应用，含真实输出样张</w:t>
+      </w:r>
+    </w:p>
+    <w:p>
+      <w:pPr>
+        <w:spacing w:after="60" w:line="324" w:lineRule="auto"/>
+        <w:ind w:left="850"/>
+      </w:pPr>
+      <w:r>
+        <w:rPr>
+          <w:rFonts w:ascii="Microsoft YaHei" w:hAnsi="Microsoft YaHei" w:eastAsia="Microsoft YaHei"/>
+          <w:b w:val="0"/>
+          <w:color w:val="1A1A1A"/>
+          <w:sz w:val="21"/>
+        </w:rPr>
+        <w:t>— 使用记录与问题清单</w:t>
+      </w:r>
+    </w:p>
+    <w:p>
+      <w:pPr>
+        <w:spacing w:after="60" w:line="324" w:lineRule="auto"/>
+        <w:ind w:left="850"/>
+      </w:pPr>
+      <w:r>
+        <w:rPr>
+          <w:rFonts w:ascii="Microsoft YaHei" w:hAnsi="Microsoft YaHei" w:eastAsia="Microsoft YaHei"/>
+          <w:b w:val="0"/>
+          <w:color w:val="1A1A1A"/>
+          <w:sz w:val="21"/>
+        </w:rPr>
+        <w:t>— 试点结论及是否扩展的建议</w:t>
+      </w:r>
+    </w:p>
+    <w:p>
+      <w:pPr>
+        <w:spacing w:before="220" w:after="60"/>
+        <w:ind w:left="420"/>
+      </w:pPr>
+      <w:r>
+        <w:rPr>
+          <w:rFonts w:ascii="Microsoft YaHei" w:hAnsi="Microsoft YaHei" w:eastAsia="Microsoft YaHei"/>
+          <w:b/>
+          <w:color w:val="000000"/>
+          <w:sz w:val="23"/>
+        </w:rPr>
+        <w:t>阶段四　效果量化</w:t>
+      </w:r>
+      <w:r>
+        <w:rPr>
+          <w:rFonts w:ascii="Microsoft YaHei" w:hAnsi="Microsoft YaHei" w:eastAsia="Microsoft YaHei"/>
+          <w:b w:val="0"/>
+          <w:color w:val="595959"/>
+          <w:sz w:val="20"/>
+        </w:rPr>
+        <w:t>（第 9–10 个月）</w:t>
+      </w:r>
+    </w:p>
+    <w:p>
+      <w:pPr>
+        <w:spacing w:after="40"/>
+        <w:ind w:left="624"/>
+      </w:pPr>
+      <w:r>
+        <w:rPr>
+          <w:rFonts w:ascii="Microsoft YaHei" w:hAnsi="Microsoft YaHei" w:eastAsia="Microsoft YaHei"/>
+          <w:b/>
+          <w:color w:val="595959"/>
+          <w:sz w:val="21"/>
+        </w:rPr>
+        <w:t>主要工作</w:t>
+      </w:r>
+    </w:p>
+    <w:p>
+      <w:pPr>
+        <w:spacing w:after="60" w:line="324" w:lineRule="auto"/>
+        <w:ind w:left="850"/>
+      </w:pPr>
+      <w:r>
+        <w:rPr>
+          <w:rFonts w:ascii="Microsoft YaHei" w:hAnsi="Microsoft YaHei" w:eastAsia="Microsoft YaHei"/>
+          <w:b w:val="0"/>
+          <w:color w:val="1A1A1A"/>
+          <w:sz w:val="21"/>
+        </w:rPr>
+        <w:t>— 采用同一工作内容在试点前后的耗时对比口径，取多个真实样本核算，结果可复算</w:t>
+      </w:r>
+    </w:p>
+    <w:p>
+      <w:pPr>
+        <w:spacing w:after="60" w:line="324" w:lineRule="auto"/>
+        <w:ind w:left="850"/>
+      </w:pPr>
+      <w:r>
+        <w:rPr>
+          <w:rFonts w:ascii="Microsoft YaHei" w:hAnsi="Microsoft YaHei" w:eastAsia="Microsoft YaHei"/>
+          <w:b w:val="0"/>
+          <w:color w:val="1A1A1A"/>
+          <w:sz w:val="21"/>
+        </w:rPr>
+        <w:t>— 结合使用频次、输出可用率、人工修正比例综合判断实际效果</w:t>
+      </w:r>
+    </w:p>
+    <w:p>
+      <w:pPr>
+        <w:spacing w:after="60" w:line="324" w:lineRule="auto"/>
+        <w:ind w:left="850"/>
+      </w:pPr>
+      <w:r>
+        <w:rPr>
+          <w:rFonts w:ascii="Microsoft YaHei" w:hAnsi="Microsoft YaHei" w:eastAsia="Microsoft YaHei"/>
+          <w:b w:val="0"/>
+          <w:color w:val="1A1A1A"/>
+          <w:sz w:val="21"/>
+        </w:rPr>
+        <w:t>— 一并说明未达预期的部分及原因，不作选择性呈现</w:t>
+      </w:r>
+    </w:p>
+    <w:p>
+      <w:pPr>
+        <w:spacing w:before="80" w:after="40"/>
+        <w:ind w:left="624"/>
+      </w:pPr>
+      <w:r>
+        <w:rPr>
+          <w:rFonts w:ascii="Microsoft YaHei" w:hAnsi="Microsoft YaHei" w:eastAsia="Microsoft YaHei"/>
+          <w:b/>
+          <w:color w:val="595959"/>
+          <w:sz w:val="21"/>
+        </w:rPr>
+        <w:t>阶段产出</w:t>
+      </w:r>
+    </w:p>
+    <w:p>
+      <w:pPr>
+        <w:spacing w:after="60" w:line="324" w:lineRule="auto"/>
+        <w:ind w:left="850"/>
+      </w:pPr>
+      <w:r>
+        <w:rPr>
+          <w:rFonts w:ascii="Microsoft YaHei" w:hAnsi="Microsoft YaHei" w:eastAsia="Microsoft YaHei"/>
+          <w:b w:val="0"/>
+          <w:color w:val="1A1A1A"/>
+          <w:sz w:val="21"/>
+        </w:rPr>
+        <w:t>— 效果量化报告，数据可核实、可复算</w:t>
+      </w:r>
+    </w:p>
+    <w:p>
+      <w:pPr>
+        <w:spacing w:after="60" w:line="324" w:lineRule="auto"/>
+        <w:ind w:left="850"/>
+      </w:pPr>
+      <w:r>
+        <w:rPr>
+          <w:rFonts w:ascii="Microsoft YaHei" w:hAnsi="Microsoft YaHei" w:eastAsia="Microsoft YaHei"/>
+          <w:b w:val="0"/>
+          <w:color w:val="1A1A1A"/>
+          <w:sz w:val="21"/>
+        </w:rPr>
+        <w:t>— 下一阶段扩展范围与投入申请</w:t>
+      </w:r>
+    </w:p>
+    <w:p>
+      <w:pPr>
+        <w:spacing w:before="220" w:after="60"/>
+        <w:ind w:left="420"/>
+      </w:pPr>
+      <w:r>
+        <w:rPr>
+          <w:rFonts w:ascii="Microsoft YaHei" w:hAnsi="Microsoft YaHei" w:eastAsia="Microsoft YaHei"/>
+          <w:b/>
+          <w:color w:val="000000"/>
+          <w:sz w:val="23"/>
+        </w:rPr>
+        <w:t>阶段五　固化与扩散</w:t>
+      </w:r>
+      <w:r>
+        <w:rPr>
+          <w:rFonts w:ascii="Microsoft YaHei" w:hAnsi="Microsoft YaHei" w:eastAsia="Microsoft YaHei"/>
+          <w:b w:val="0"/>
+          <w:color w:val="595959"/>
+          <w:sz w:val="20"/>
+        </w:rPr>
+        <w:t>（第 10–18 个月）</w:t>
+      </w:r>
+    </w:p>
+    <w:p>
+      <w:pPr>
+        <w:spacing w:after="40"/>
+        <w:ind w:left="624"/>
+      </w:pPr>
+      <w:r>
+        <w:rPr>
+          <w:rFonts w:ascii="Microsoft YaHei" w:hAnsi="Microsoft YaHei" w:eastAsia="Microsoft YaHei"/>
+          <w:b/>
+          <w:color w:val="595959"/>
+          <w:sz w:val="21"/>
+        </w:rPr>
+        <w:t>主要工作</w:t>
+      </w:r>
+    </w:p>
+    <w:p>
+      <w:pPr>
+        <w:spacing w:after="60" w:line="324" w:lineRule="auto"/>
+        <w:ind w:left="850"/>
+      </w:pPr>
+      <w:r>
+        <w:rPr>
+          <w:rFonts w:ascii="Microsoft YaHei" w:hAnsi="Microsoft YaHei" w:eastAsia="Microsoft YaHei"/>
+          <w:b w:val="0"/>
+          <w:color w:val="1A1A1A"/>
+          <w:sz w:val="21"/>
+        </w:rPr>
+        <w:t>— 将验证有效的操作写入现有作业文件，使 AI 环节成为流程组成部分而非附加事项</w:t>
+      </w:r>
+    </w:p>
+    <w:p>
+      <w:pPr>
+        <w:spacing w:after="60" w:line="324" w:lineRule="auto"/>
+        <w:ind w:left="850"/>
+      </w:pPr>
+      <w:r>
+        <w:rPr>
+          <w:rFonts w:ascii="Microsoft YaHei" w:hAnsi="Microsoft YaHei" w:eastAsia="Microsoft YaHei"/>
+          <w:b w:val="0"/>
+          <w:color w:val="1A1A1A"/>
+          <w:sz w:val="21"/>
+        </w:rPr>
+        <w:t>— 制作短时长培训内容并嵌入现有培训体系，不单独占用班次</w:t>
+      </w:r>
+    </w:p>
+    <w:p>
+      <w:pPr>
+        <w:spacing w:after="60" w:line="324" w:lineRule="auto"/>
+        <w:ind w:left="850"/>
+      </w:pPr>
+      <w:r>
+        <w:rPr>
+          <w:rFonts w:ascii="Microsoft YaHei" w:hAnsi="Microsoft YaHei" w:eastAsia="Microsoft YaHei"/>
+          <w:b w:val="0"/>
+          <w:color w:val="1A1A1A"/>
+          <w:sz w:val="21"/>
+        </w:rPr>
+        <w:t>— 将工具使用与结果反馈纳入相关岗位职责说明，减少对推进方的依赖</w:t>
+      </w:r>
+    </w:p>
+    <w:p>
+      <w:pPr>
+        <w:spacing w:after="60" w:line="324" w:lineRule="auto"/>
+        <w:ind w:left="850"/>
+      </w:pPr>
+      <w:r>
+        <w:rPr>
+          <w:rFonts w:ascii="Microsoft YaHei" w:hAnsi="Microsoft YaHei" w:eastAsia="Microsoft YaHei"/>
+          <w:b w:val="0"/>
+          <w:color w:val="1A1A1A"/>
+          <w:sz w:val="21"/>
+        </w:rPr>
+        <w:t>— 各车间培养 1 名联络员，承担日常使用指导与问题收集</w:t>
+      </w:r>
+    </w:p>
+    <w:p>
+      <w:pPr>
+        <w:spacing w:before="80" w:after="40"/>
+        <w:ind w:left="624"/>
+      </w:pPr>
+      <w:r>
+        <w:rPr>
+          <w:rFonts w:ascii="Microsoft YaHei" w:hAnsi="Microsoft YaHei" w:eastAsia="Microsoft YaHei"/>
+          <w:b/>
+          <w:color w:val="595959"/>
+          <w:sz w:val="21"/>
+        </w:rPr>
+        <w:t>阶段产出</w:t>
+      </w:r>
+    </w:p>
+    <w:p>
+      <w:pPr>
+        <w:spacing w:after="60" w:line="324" w:lineRule="auto"/>
+        <w:ind w:left="850"/>
+      </w:pPr>
+      <w:r>
+        <w:rPr>
+          <w:rFonts w:ascii="Microsoft YaHei" w:hAnsi="Microsoft YaHei" w:eastAsia="Microsoft YaHei"/>
+          <w:b w:val="0"/>
+          <w:color w:val="1A1A1A"/>
+          <w:sz w:val="21"/>
+        </w:rPr>
+        <w:t>— 相关作业文件与培训材料</w:t>
+      </w:r>
+    </w:p>
+    <w:p>
+      <w:pPr>
+        <w:spacing w:after="60" w:line="324" w:lineRule="auto"/>
+        <w:ind w:left="850"/>
+      </w:pPr>
+      <w:r>
+        <w:rPr>
+          <w:rFonts w:ascii="Microsoft YaHei" w:hAnsi="Microsoft YaHei" w:eastAsia="Microsoft YaHei"/>
+          <w:b w:val="0"/>
+          <w:color w:val="1A1A1A"/>
+          <w:sz w:val="21"/>
+        </w:rPr>
+        <w:t>— 可复制场景清单，含适用条件、所需前提与预计周期</w:t>
+      </w:r>
+    </w:p>
+    <w:p>
+      <w:pPr>
+        <w:spacing w:after="60" w:line="324" w:lineRule="auto"/>
+        <w:ind w:left="850"/>
+      </w:pPr>
+      <w:r>
+        <w:rPr>
+          <w:rFonts w:ascii="Microsoft YaHei" w:hAnsi="Microsoft YaHei" w:eastAsia="Microsoft YaHei"/>
+          <w:b w:val="0"/>
+          <w:color w:val="1A1A1A"/>
+          <w:sz w:val="21"/>
+        </w:rPr>
+        <w:t>— 具备向其他厂区推广的条件</w:t>
+      </w:r>
+    </w:p>
+    <w:p>
+      <w:pPr>
+        <w:spacing w:before="280" w:after="100"/>
+      </w:pPr>
+      <w:r>
+        <w:rPr>
+          <w:rFonts w:ascii="Microsoft YaHei" w:hAnsi="Microsoft YaHei" w:eastAsia="Microsoft YaHei"/>
+          <w:b/>
+          <w:color w:val="000000"/>
+          <w:sz w:val="25"/>
+        </w:rPr>
+        <w:t>五、分层收益</w:t>
+      </w:r>
+    </w:p>
+    <w:p>
+      <w:pPr>
+        <w:ind w:firstLine="420"/>
+      </w:pPr>
+      <w:r>
+        <w:rPr>
+          <w:rFonts w:ascii="Microsoft YaHei" w:hAnsi="Microsoft YaHei" w:eastAsia="Microsoft YaHei"/>
+          <w:b w:val="0"/>
+          <w:color w:val="1A1A1A"/>
+          <w:sz w:val="22"/>
+        </w:rPr>
+        <w:t>本项工作的收益分三个层次呈现，各层的可见时点与验证方式不同，汇报时按实际取得的层次逐步报告。</w:t>
+      </w:r>
+    </w:p>
+    <w:tbl>
+      <w:tblPr>
+        <w:tblStyle w:val="TableGrid"/>
+        <w:tblW w:type="auto" w:w="0"/>
+        <w:jc w:val="center"/>
+        <w:tblLook w:firstColumn="1" w:firstRow="1" w:lastColumn="0" w:lastRow="0" w:noHBand="0" w:noVBand="1" w:val="04A0"/>
+      </w:tblPr>
+      <w:tblGrid>
+        <w:gridCol w:w="2294"/>
+        <w:gridCol w:w="2294"/>
+        <w:gridCol w:w="2294"/>
+        <w:gridCol w:w="2294"/>
+      </w:tblGrid>
+      <w:tr>
+        <w:tc>
+          <w:tcPr>
+            <w:tcW w:type="dxa" w:w="1020"/>
+            <w:shd w:val="clear" w:color="auto" w:fill="EDEFF3"/>
+          </w:tcPr>
+          <w:p>
+            <w:pPr>
+              <w:spacing w:after="20" w:line="276" w:lineRule="auto"/>
+            </w:pPr>
+            <w:r/>
+            <w:r>
+              <w:rPr>
+                <w:rFonts w:ascii="Microsoft YaHei" w:hAnsi="Microsoft YaHei" w:eastAsia="Microsoft YaHei"/>
+                <w:b/>
+                <w:color w:val="000000"/>
+                <w:sz w:val="18"/>
+              </w:rPr>
+              <w:t>层级</w:t>
+            </w:r>
+          </w:p>
+        </w:tc>
+        <w:tc>
+          <w:tcPr>
+            <w:tcW w:type="dxa" w:w="3061"/>
+            <w:shd w:val="clear" w:color="auto" w:fill="EDEFF3"/>
+          </w:tcPr>
+          <w:p>
+            <w:pPr>
+              <w:spacing w:after="20" w:line="276" w:lineRule="auto"/>
+            </w:pPr>
+            <w:r/>
+            <w:r>
+              <w:rPr>
+                <w:rFonts w:ascii="Microsoft YaHei" w:hAnsi="Microsoft YaHei" w:eastAsia="Microsoft YaHei"/>
+                <w:b/>
+                <w:color w:val="000000"/>
+                <w:sz w:val="18"/>
+              </w:rPr>
+              <w:t>收益内容</w:t>
+            </w:r>
+          </w:p>
+        </w:tc>
+        <w:tc>
+          <w:tcPr>
+            <w:tcW w:type="dxa" w:w="1701"/>
+            <w:shd w:val="clear" w:color="auto" w:fill="EDEFF3"/>
+          </w:tcPr>
+          <w:p>
+            <w:pPr>
+              <w:spacing w:after="20" w:line="276" w:lineRule="auto"/>
+            </w:pPr>
+            <w:r/>
+            <w:r>
+              <w:rPr>
+                <w:rFonts w:ascii="Microsoft YaHei" w:hAnsi="Microsoft YaHei" w:eastAsia="Microsoft YaHei"/>
+                <w:b/>
+                <w:color w:val="000000"/>
+                <w:sz w:val="18"/>
+              </w:rPr>
+              <w:t>可见时点</w:t>
+            </w:r>
+          </w:p>
+        </w:tc>
+        <w:tc>
+          <w:tcPr>
+            <w:tcW w:type="dxa" w:w="2721"/>
+            <w:shd w:val="clear" w:color="auto" w:fill="EDEFF3"/>
+          </w:tcPr>
+          <w:p>
+            <w:pPr>
+              <w:spacing w:after="20" w:line="276" w:lineRule="auto"/>
+            </w:pPr>
+            <w:r/>
+            <w:r>
+              <w:rPr>
+                <w:rFonts w:ascii="Microsoft YaHei" w:hAnsi="Microsoft YaHei" w:eastAsia="Microsoft YaHei"/>
+                <w:b/>
+                <w:color w:val="000000"/>
+                <w:sz w:val="18"/>
+              </w:rPr>
+              <w:t>验证方式</w:t>
+            </w:r>
+          </w:p>
+        </w:tc>
+      </w:tr>
+      <w:tr>
+        <w:tc>
+          <w:tcPr>
+            <w:tcW w:type="dxa" w:w="1020"/>
+          </w:tcPr>
+          <w:p>
+            <w:pPr>
+              <w:spacing w:after="20" w:line="276" w:lineRule="auto"/>
+            </w:pPr>
+            <w:r/>
+            <w:r>
+              <w:rPr>
+                <w:rFonts w:ascii="Microsoft YaHei" w:hAnsi="Microsoft YaHei" w:eastAsia="Microsoft YaHei"/>
+                <w:b/>
+                <w:color w:val="1A1A1A"/>
+                <w:sz w:val="18"/>
+              </w:rPr>
+              <w:t>直接</w:t>
+            </w:r>
+          </w:p>
+        </w:tc>
+        <w:tc>
+          <w:tcPr>
+            <w:tcW w:type="dxa" w:w="3061"/>
+          </w:tcPr>
+          <w:p>
+            <w:pPr>
+              <w:spacing w:after="20" w:line="276" w:lineRule="auto"/>
+            </w:pPr>
+            <w:r/>
+            <w:r>
+              <w:rPr>
+                <w:rFonts w:ascii="Microsoft YaHei" w:hAnsi="Microsoft YaHei" w:eastAsia="Microsoft YaHei"/>
+                <w:b w:val="0"/>
+                <w:color w:val="1A1A1A"/>
+                <w:sz w:val="18"/>
+              </w:rPr>
+              <w:t>重复性文档与数据汇编工作耗时下降</w:t>
+            </w:r>
+          </w:p>
+        </w:tc>
+        <w:tc>
+          <w:tcPr>
+            <w:tcW w:type="dxa" w:w="1701"/>
+          </w:tcPr>
+          <w:p>
+            <w:pPr>
+              <w:spacing w:after="20" w:line="276" w:lineRule="auto"/>
+            </w:pPr>
+            <w:r/>
+            <w:r>
+              <w:rPr>
+                <w:rFonts w:ascii="Microsoft YaHei" w:hAnsi="Microsoft YaHei" w:eastAsia="Microsoft YaHei"/>
+                <w:b w:val="0"/>
+                <w:color w:val="1A1A1A"/>
+                <w:sz w:val="18"/>
+              </w:rPr>
+              <w:t>试点 2–3 个月内</w:t>
+            </w:r>
+          </w:p>
+        </w:tc>
+        <w:tc>
+          <w:tcPr>
+            <w:tcW w:type="dxa" w:w="2721"/>
+          </w:tcPr>
+          <w:p>
+            <w:pPr>
+              <w:spacing w:after="20" w:line="276" w:lineRule="auto"/>
+            </w:pPr>
+            <w:r/>
+            <w:r>
+              <w:rPr>
+                <w:rFonts w:ascii="Microsoft YaHei" w:hAnsi="Microsoft YaHei" w:eastAsia="Microsoft YaHei"/>
+                <w:b w:val="0"/>
+                <w:color w:val="1A1A1A"/>
+                <w:sz w:val="18"/>
+              </w:rPr>
+              <w:t>同一工作内容前后耗时对比，多样本核算</w:t>
+            </w:r>
+          </w:p>
+        </w:tc>
+      </w:tr>
+      <w:tr>
+        <w:tc>
+          <w:tcPr>
+            <w:tcW w:type="dxa" w:w="1020"/>
+          </w:tcPr>
+          <w:p>
+            <w:pPr>
+              <w:spacing w:after="20" w:line="276" w:lineRule="auto"/>
+            </w:pPr>
+            <w:r/>
+            <w:r>
+              <w:rPr>
+                <w:rFonts w:ascii="Microsoft YaHei" w:hAnsi="Microsoft YaHei" w:eastAsia="Microsoft YaHei"/>
+                <w:b/>
+                <w:color w:val="1A1A1A"/>
+                <w:sz w:val="18"/>
+              </w:rPr>
+              <w:t>直接</w:t>
+            </w:r>
+          </w:p>
+        </w:tc>
+        <w:tc>
+          <w:tcPr>
+            <w:tcW w:type="dxa" w:w="3061"/>
+          </w:tcPr>
+          <w:p>
+            <w:pPr>
+              <w:spacing w:after="20" w:line="276" w:lineRule="auto"/>
+            </w:pPr>
+            <w:r/>
+            <w:r>
+              <w:rPr>
+                <w:rFonts w:ascii="Microsoft YaHei" w:hAnsi="Microsoft YaHei" w:eastAsia="Microsoft YaHei"/>
+                <w:b w:val="0"/>
+                <w:color w:val="1A1A1A"/>
+                <w:sz w:val="18"/>
+              </w:rPr>
+              <w:t>点检与巡检覆盖率提升、漏检减少</w:t>
+            </w:r>
+          </w:p>
+        </w:tc>
+        <w:tc>
+          <w:tcPr>
+            <w:tcW w:type="dxa" w:w="1701"/>
+          </w:tcPr>
+          <w:p>
+            <w:pPr>
+              <w:spacing w:after="20" w:line="276" w:lineRule="auto"/>
+            </w:pPr>
+            <w:r/>
+            <w:r>
+              <w:rPr>
+                <w:rFonts w:ascii="Microsoft YaHei" w:hAnsi="Microsoft YaHei" w:eastAsia="Microsoft YaHei"/>
+                <w:b w:val="0"/>
+                <w:color w:val="1A1A1A"/>
+                <w:sz w:val="18"/>
+              </w:rPr>
+              <w:t>试点 3–4 个月内</w:t>
+            </w:r>
+          </w:p>
+        </w:tc>
+        <w:tc>
+          <w:tcPr>
+            <w:tcW w:type="dxa" w:w="2721"/>
+          </w:tcPr>
+          <w:p>
+            <w:pPr>
+              <w:spacing w:after="20" w:line="276" w:lineRule="auto"/>
+            </w:pPr>
+            <w:r/>
+            <w:r>
+              <w:rPr>
+                <w:rFonts w:ascii="Microsoft YaHei" w:hAnsi="Microsoft YaHei" w:eastAsia="Microsoft YaHei"/>
+                <w:b w:val="0"/>
+                <w:color w:val="1A1A1A"/>
+                <w:sz w:val="18"/>
+              </w:rPr>
+              <w:t>覆盖点位数与异常发现数的前后对比</w:t>
+            </w:r>
+          </w:p>
+        </w:tc>
+      </w:tr>
+      <w:tr>
+        <w:tc>
+          <w:tcPr>
+            <w:tcW w:type="dxa" w:w="1020"/>
+          </w:tcPr>
+          <w:p>
+            <w:pPr>
+              <w:spacing w:after="20" w:line="276" w:lineRule="auto"/>
+            </w:pPr>
+            <w:r/>
+            <w:r>
+              <w:rPr>
+                <w:rFonts w:ascii="Microsoft YaHei" w:hAnsi="Microsoft YaHei" w:eastAsia="Microsoft YaHei"/>
+                <w:b/>
+                <w:color w:val="1A1A1A"/>
+                <w:sz w:val="18"/>
+              </w:rPr>
+              <w:t>间接</w:t>
+            </w:r>
+          </w:p>
+        </w:tc>
+        <w:tc>
+          <w:tcPr>
+            <w:tcW w:type="dxa" w:w="3061"/>
+          </w:tcPr>
+          <w:p>
+            <w:pPr>
+              <w:spacing w:after="20" w:line="276" w:lineRule="auto"/>
+            </w:pPr>
+            <w:r/>
+            <w:r>
+              <w:rPr>
+                <w:rFonts w:ascii="Microsoft YaHei" w:hAnsi="Microsoft YaHei" w:eastAsia="Microsoft YaHei"/>
+                <w:b w:val="0"/>
+                <w:color w:val="1A1A1A"/>
+                <w:sz w:val="18"/>
+              </w:rPr>
+              <w:t>技术文件质量一致性提升、返工减少</w:t>
+            </w:r>
+          </w:p>
+        </w:tc>
+        <w:tc>
+          <w:tcPr>
+            <w:tcW w:type="dxa" w:w="1701"/>
+          </w:tcPr>
+          <w:p>
+            <w:pPr>
+              <w:spacing w:after="20" w:line="276" w:lineRule="auto"/>
+            </w:pPr>
+            <w:r/>
+            <w:r>
+              <w:rPr>
+                <w:rFonts w:ascii="Microsoft YaHei" w:hAnsi="Microsoft YaHei" w:eastAsia="Microsoft YaHei"/>
+                <w:b w:val="0"/>
+                <w:color w:val="1A1A1A"/>
+                <w:sz w:val="18"/>
+              </w:rPr>
+              <w:t>6–9 个月</w:t>
+            </w:r>
+          </w:p>
+        </w:tc>
+        <w:tc>
+          <w:tcPr>
+            <w:tcW w:type="dxa" w:w="2721"/>
+          </w:tcPr>
+          <w:p>
+            <w:pPr>
+              <w:spacing w:after="20" w:line="276" w:lineRule="auto"/>
+            </w:pPr>
+            <w:r/>
+            <w:r>
+              <w:rPr>
+                <w:rFonts w:ascii="Microsoft YaHei" w:hAnsi="Microsoft YaHei" w:eastAsia="Microsoft YaHei"/>
+                <w:b w:val="0"/>
+                <w:color w:val="1A1A1A"/>
+                <w:sz w:val="18"/>
+              </w:rPr>
+              <w:t>返工次数与内外部反馈意见条数统计</w:t>
+            </w:r>
+          </w:p>
+        </w:tc>
+      </w:tr>
+      <w:tr>
+        <w:tc>
+          <w:tcPr>
+            <w:tcW w:type="dxa" w:w="1020"/>
+          </w:tcPr>
+          <w:p>
+            <w:pPr>
+              <w:spacing w:after="20" w:line="276" w:lineRule="auto"/>
+            </w:pPr>
+            <w:r/>
+            <w:r>
+              <w:rPr>
+                <w:rFonts w:ascii="Microsoft YaHei" w:hAnsi="Microsoft YaHei" w:eastAsia="Microsoft YaHei"/>
+                <w:b/>
+                <w:color w:val="1A1A1A"/>
+                <w:sz w:val="18"/>
+              </w:rPr>
+              <w:t>间接</w:t>
+            </w:r>
+          </w:p>
+        </w:tc>
+        <w:tc>
+          <w:tcPr>
+            <w:tcW w:type="dxa" w:w="3061"/>
+          </w:tcPr>
+          <w:p>
+            <w:pPr>
+              <w:spacing w:after="20" w:line="276" w:lineRule="auto"/>
+            </w:pPr>
+            <w:r/>
+            <w:r>
+              <w:rPr>
+                <w:rFonts w:ascii="Microsoft YaHei" w:hAnsi="Microsoft YaHei" w:eastAsia="Microsoft YaHei"/>
+                <w:b w:val="0"/>
+                <w:color w:val="1A1A1A"/>
+                <w:sz w:val="18"/>
+              </w:rPr>
+              <w:t>问题发现与响应时点提前，降低偏差与损失风险</w:t>
+            </w:r>
+          </w:p>
+        </w:tc>
+        <w:tc>
+          <w:tcPr>
+            <w:tcW w:type="dxa" w:w="1701"/>
+          </w:tcPr>
+          <w:p>
+            <w:pPr>
+              <w:spacing w:after="20" w:line="276" w:lineRule="auto"/>
+            </w:pPr>
+            <w:r/>
+            <w:r>
+              <w:rPr>
+                <w:rFonts w:ascii="Microsoft YaHei" w:hAnsi="Microsoft YaHei" w:eastAsia="Microsoft YaHei"/>
+                <w:b w:val="0"/>
+                <w:color w:val="1A1A1A"/>
+                <w:sz w:val="18"/>
+              </w:rPr>
+              <w:t>9–12 个月</w:t>
+            </w:r>
+          </w:p>
+        </w:tc>
+        <w:tc>
+          <w:tcPr>
+            <w:tcW w:type="dxa" w:w="2721"/>
+          </w:tcPr>
+          <w:p>
+            <w:pPr>
+              <w:spacing w:after="20" w:line="276" w:lineRule="auto"/>
+            </w:pPr>
+            <w:r/>
+            <w:r>
+              <w:rPr>
+                <w:rFonts w:ascii="Microsoft YaHei" w:hAnsi="Microsoft YaHei" w:eastAsia="Microsoft YaHei"/>
+                <w:b w:val="0"/>
+                <w:color w:val="1A1A1A"/>
+                <w:sz w:val="18"/>
+              </w:rPr>
+              <w:t>提前预警事件数，按保守口径计列</w:t>
+            </w:r>
+          </w:p>
+        </w:tc>
+      </w:tr>
+      <w:tr>
+        <w:tc>
+          <w:tcPr>
+            <w:tcW w:type="dxa" w:w="1020"/>
+          </w:tcPr>
+          <w:p>
+            <w:pPr>
+              <w:spacing w:after="20" w:line="276" w:lineRule="auto"/>
+            </w:pPr>
+            <w:r/>
+            <w:r>
+              <w:rPr>
+                <w:rFonts w:ascii="Microsoft YaHei" w:hAnsi="Microsoft YaHei" w:eastAsia="Microsoft YaHei"/>
+                <w:b/>
+                <w:color w:val="1A1A1A"/>
+                <w:sz w:val="18"/>
+              </w:rPr>
+              <w:t>战略</w:t>
+            </w:r>
+          </w:p>
+        </w:tc>
+        <w:tc>
+          <w:tcPr>
+            <w:tcW w:type="dxa" w:w="3061"/>
+          </w:tcPr>
+          <w:p>
+            <w:pPr>
+              <w:spacing w:after="20" w:line="276" w:lineRule="auto"/>
+            </w:pPr>
+            <w:r/>
+            <w:r>
+              <w:rPr>
+                <w:rFonts w:ascii="Microsoft YaHei" w:hAnsi="Microsoft YaHei" w:eastAsia="Microsoft YaHei"/>
+                <w:b w:val="0"/>
+                <w:color w:val="1A1A1A"/>
+                <w:sz w:val="18"/>
+              </w:rPr>
+              <w:t>形成面向客户审计与商务谈判的数字化能力证明</w:t>
+            </w:r>
+          </w:p>
+        </w:tc>
+        <w:tc>
+          <w:tcPr>
+            <w:tcW w:type="dxa" w:w="1701"/>
+          </w:tcPr>
+          <w:p>
+            <w:pPr>
+              <w:spacing w:after="20" w:line="276" w:lineRule="auto"/>
+            </w:pPr>
+            <w:r/>
+            <w:r>
+              <w:rPr>
+                <w:rFonts w:ascii="Microsoft YaHei" w:hAnsi="Microsoft YaHei" w:eastAsia="Microsoft YaHei"/>
+                <w:b w:val="0"/>
+                <w:color w:val="1A1A1A"/>
+                <w:sz w:val="18"/>
+              </w:rPr>
+              <w:t>12 个月以上</w:t>
+            </w:r>
+          </w:p>
+        </w:tc>
+        <w:tc>
+          <w:tcPr>
+            <w:tcW w:type="dxa" w:w="2721"/>
+          </w:tcPr>
+          <w:p>
+            <w:pPr>
+              <w:spacing w:after="20" w:line="276" w:lineRule="auto"/>
+            </w:pPr>
+            <w:r/>
+            <w:r>
+              <w:rPr>
+                <w:rFonts w:ascii="Microsoft YaHei" w:hAnsi="Microsoft YaHei" w:eastAsia="Microsoft YaHei"/>
+                <w:b w:val="0"/>
+                <w:color w:val="1A1A1A"/>
+                <w:sz w:val="18"/>
+              </w:rPr>
+              <w:t>可展示的系统、作业文件与应用案例</w:t>
+            </w:r>
+          </w:p>
+        </w:tc>
+      </w:tr>
+      <w:tr>
+        <w:tc>
+          <w:tcPr>
+            <w:tcW w:type="dxa" w:w="1020"/>
+          </w:tcPr>
+          <w:p>
+            <w:pPr>
+              <w:spacing w:after="20" w:line="276" w:lineRule="auto"/>
+            </w:pPr>
+            <w:r/>
+            <w:r>
+              <w:rPr>
+                <w:rFonts w:ascii="Microsoft YaHei" w:hAnsi="Microsoft YaHei" w:eastAsia="Microsoft YaHei"/>
+                <w:b/>
+                <w:color w:val="1A1A1A"/>
+                <w:sz w:val="18"/>
+              </w:rPr>
+              <w:t>战略</w:t>
+            </w:r>
+          </w:p>
+        </w:tc>
+        <w:tc>
+          <w:tcPr>
+            <w:tcW w:type="dxa" w:w="3061"/>
+          </w:tcPr>
+          <w:p>
+            <w:pPr>
+              <w:spacing w:after="20" w:line="276" w:lineRule="auto"/>
+            </w:pPr>
+            <w:r/>
+            <w:r>
+              <w:rPr>
+                <w:rFonts w:ascii="Microsoft YaHei" w:hAnsi="Microsoft YaHei" w:eastAsia="Microsoft YaHei"/>
+                <w:b w:val="0"/>
+                <w:color w:val="1A1A1A"/>
+                <w:sz w:val="18"/>
+              </w:rPr>
+              <w:t>数据与知识资产沉淀，形成公司自有能力</w:t>
+            </w:r>
+          </w:p>
+        </w:tc>
+        <w:tc>
+          <w:tcPr>
+            <w:tcW w:type="dxa" w:w="1701"/>
+          </w:tcPr>
+          <w:p>
+            <w:pPr>
+              <w:spacing w:after="20" w:line="276" w:lineRule="auto"/>
+            </w:pPr>
+            <w:r/>
+            <w:r>
+              <w:rPr>
+                <w:rFonts w:ascii="Microsoft YaHei" w:hAnsi="Microsoft YaHei" w:eastAsia="Microsoft YaHei"/>
+                <w:b w:val="0"/>
+                <w:color w:val="1A1A1A"/>
+                <w:sz w:val="18"/>
+              </w:rPr>
+              <w:t>持续</w:t>
+            </w:r>
+          </w:p>
+        </w:tc>
+        <w:tc>
+          <w:tcPr>
+            <w:tcW w:type="dxa" w:w="2721"/>
+          </w:tcPr>
+          <w:p>
+            <w:pPr>
+              <w:spacing w:after="20" w:line="276" w:lineRule="auto"/>
+            </w:pPr>
+            <w:r/>
+            <w:r>
+              <w:rPr>
+                <w:rFonts w:ascii="Microsoft YaHei" w:hAnsi="Microsoft YaHei" w:eastAsia="Microsoft YaHei"/>
+                <w:b w:val="0"/>
+                <w:color w:val="1A1A1A"/>
+                <w:sz w:val="18"/>
+              </w:rPr>
+              <w:t>数据目录完整度、知识库规模、内部掌握人数</w:t>
+            </w:r>
+          </w:p>
+        </w:tc>
+      </w:tr>
+    </w:tbl>
+    <w:p>
+      <w:pPr>
+        <w:spacing w:after="40"/>
+      </w:pPr>
+    </w:p>
+    <w:p>
+      <w:pPr>
+        <w:ind w:firstLine="420"/>
+      </w:pPr>
+      <w:r>
+        <w:rPr>
+          <w:rFonts w:ascii="Microsoft YaHei" w:hAnsi="Microsoft YaHei" w:eastAsia="Microsoft YaHei"/>
+          <w:b/>
+          <w:color w:val="1A1A1A"/>
+          <w:sz w:val="22"/>
+        </w:rPr>
+        <w:t>上述收益中，直接收益将以实际样本核算后据实报告；间接与战略收益作为趋势判断呈现，不作无依据的年化放大测算。</w:t>
+      </w:r>
+    </w:p>
+    <w:p>
+      <w:pPr>
+        <w:spacing w:before="280" w:after="100"/>
+      </w:pPr>
+      <w:r>
+        <w:rPr>
+          <w:rFonts w:ascii="Microsoft YaHei" w:hAnsi="Microsoft YaHei" w:eastAsia="Microsoft YaHei"/>
+          <w:b/>
+          <w:color w:val="000000"/>
+          <w:sz w:val="25"/>
+        </w:rPr>
+        <w:t>六、请予支持的三项机制事项</w:t>
+      </w:r>
+    </w:p>
+    <w:p>
+      <w:pPr>
+        <w:ind w:firstLine="420"/>
+      </w:pPr>
+      <w:r>
+        <w:rPr>
+          <w:rFonts w:ascii="Microsoft YaHei" w:hAnsi="Microsoft YaHei" w:eastAsia="Microsoft YaHei"/>
+          <w:b w:val="0"/>
+          <w:color w:val="1A1A1A"/>
+          <w:sz w:val="22"/>
+        </w:rPr>
+        <w:t>为保障上述阶段安排如期开展，恳请在机制层面给予以下三项支持。三项均不涉及预算与人员编制。</w:t>
       </w:r>
     </w:p>
     <w:p>
@@ -181,7 +2106,7 @@
     </w:p>
     <w:p>
       <w:pPr>
-        <w:spacing w:after="60" w:line="336" w:lineRule="auto"/>
+        <w:spacing w:after="60" w:line="324" w:lineRule="auto"/>
         <w:ind w:left="850"/>
       </w:pPr>
       <w:r>
@@ -196,7 +2121,7 @@
     </w:p>
     <w:p>
       <w:pPr>
-        <w:spacing w:after="60" w:line="336" w:lineRule="auto"/>
+        <w:spacing w:after="60" w:line="324" w:lineRule="auto"/>
         <w:ind w:left="850"/>
       </w:pPr>
       <w:r>
@@ -211,7 +2136,7 @@
     </w:p>
     <w:p>
       <w:pPr>
-        <w:spacing w:after="60" w:line="336" w:lineRule="auto"/>
+        <w:spacing w:after="60" w:line="324" w:lineRule="auto"/>
         <w:ind w:left="850"/>
       </w:pPr>
       <w:r>
@@ -241,7 +2166,7 @@
     </w:p>
     <w:p>
       <w:pPr>
-        <w:spacing w:after="60" w:line="336" w:lineRule="auto"/>
+        <w:spacing w:after="60" w:line="324" w:lineRule="auto"/>
         <w:ind w:left="850"/>
       </w:pPr>
       <w:r>
@@ -256,7 +2181,7 @@
     </w:p>
     <w:p>
       <w:pPr>
-        <w:spacing w:after="60" w:line="336" w:lineRule="auto"/>
+        <w:spacing w:after="60" w:line="324" w:lineRule="auto"/>
         <w:ind w:left="850"/>
       </w:pPr>
       <w:r>
@@ -271,7 +2196,7 @@
     </w:p>
     <w:p>
       <w:pPr>
-        <w:spacing w:after="60" w:line="336" w:lineRule="auto"/>
+        <w:spacing w:after="60" w:line="324" w:lineRule="auto"/>
         <w:ind w:left="850"/>
       </w:pPr>
       <w:r>
@@ -301,7 +2226,7 @@
     </w:p>
     <w:p>
       <w:pPr>
-        <w:spacing w:after="60" w:line="336" w:lineRule="auto"/>
+        <w:spacing w:after="60" w:line="324" w:lineRule="auto"/>
         <w:ind w:left="850"/>
       </w:pPr>
       <w:r>
@@ -316,7 +2241,7 @@
     </w:p>
     <w:p>
       <w:pPr>
-        <w:spacing w:after="60" w:line="336" w:lineRule="auto"/>
+        <w:spacing w:after="60" w:line="324" w:lineRule="auto"/>
         <w:ind w:left="850"/>
       </w:pPr>
       <w:r>
@@ -331,7 +2256,7 @@
     </w:p>
     <w:p>
       <w:pPr>
-        <w:spacing w:after="60" w:line="336" w:lineRule="auto"/>
+        <w:spacing w:after="60" w:line="324" w:lineRule="auto"/>
         <w:ind w:left="850"/>
       </w:pPr>
       <w:r>
@@ -346,7 +2271,7 @@
     </w:p>
     <w:p>
       <w:pPr>
-        <w:spacing w:after="60" w:line="336" w:lineRule="auto"/>
+        <w:spacing w:after="60" w:line="324" w:lineRule="auto"/>
         <w:ind w:left="850"/>
       </w:pPr>
       <w:r>
@@ -370,12 +2295,12 @@
           <w:color w:val="000000"/>
           <w:sz w:val="25"/>
         </w:rPr>
-        <w:t>三、对业务部门的投入承诺</w:t>
+        <w:t>七、请批示事项</w:t>
       </w:r>
     </w:p>
     <w:p>
       <w:pPr>
-        <w:ind w:left="0" w:firstLine="420"/>
+        <w:ind w:firstLine="420"/>
       </w:pPr>
       <w:r>
         <w:rPr>
@@ -384,854 +2309,12 @@
           <w:color w:val="1A1A1A"/>
           <w:sz w:val="22"/>
         </w:rPr>
-        <w:t>考虑生产任务实际负荷，本项工作明确对业务部门的投入上限如下。资料收集、数据整理、供应商对接、结果汇总与材料撰写等工作，均由推进牵头方承担，不向业务部门分派。</w:t>
-      </w:r>
-    </w:p>
-    <w:tbl>
-      <w:tblPr>
-        <w:tblStyle w:val="TableGrid"/>
-        <w:tblW w:type="auto" w:w="0"/>
-        <w:jc w:val="center"/>
-        <w:tblLook w:firstColumn="1" w:firstRow="1" w:lastColumn="0" w:lastRow="0" w:noHBand="0" w:noVBand="1" w:val="04A0"/>
-      </w:tblPr>
-      <w:tblGrid>
-        <w:gridCol w:w="3022"/>
-        <w:gridCol w:w="3022"/>
-        <w:gridCol w:w="3022"/>
-      </w:tblGrid>
-      <w:tr>
-        <w:tc>
-          <w:tcPr>
-            <w:tcW w:type="dxa" w:w="2211"/>
-            <w:shd w:val="clear" w:color="auto" w:fill="EDEFF3"/>
-          </w:tcPr>
-          <w:p>
-            <w:pPr>
-              <w:spacing w:after="20" w:line="276" w:lineRule="auto"/>
-            </w:pPr>
-            <w:r/>
-            <w:r>
-              <w:rPr>
-                <w:rFonts w:ascii="Microsoft YaHei" w:hAnsi="Microsoft YaHei" w:eastAsia="Microsoft YaHei"/>
-                <w:b/>
-                <w:color w:val="000000"/>
-                <w:sz w:val="20"/>
-              </w:rPr>
-              <w:t>部门 / 岗位</w:t>
-            </w:r>
-          </w:p>
-        </w:tc>
-        <w:tc>
-          <w:tcPr>
-            <w:tcW w:type="dxa" w:w="2041"/>
-            <w:shd w:val="clear" w:color="auto" w:fill="EDEFF3"/>
-          </w:tcPr>
-          <w:p>
-            <w:pPr>
-              <w:spacing w:after="20" w:line="276" w:lineRule="auto"/>
-            </w:pPr>
-            <w:r/>
-            <w:r>
-              <w:rPr>
-                <w:rFonts w:ascii="Microsoft YaHei" w:hAnsi="Microsoft YaHei" w:eastAsia="Microsoft YaHei"/>
-                <w:b/>
-                <w:color w:val="000000"/>
-                <w:sz w:val="20"/>
-              </w:rPr>
-              <w:t>投入上限</w:t>
-            </w:r>
-          </w:p>
-        </w:tc>
-        <w:tc>
-          <w:tcPr>
-            <w:tcW w:type="dxa" w:w="4252"/>
-            <w:shd w:val="clear" w:color="auto" w:fill="EDEFF3"/>
-          </w:tcPr>
-          <w:p>
-            <w:pPr>
-              <w:spacing w:after="20" w:line="276" w:lineRule="auto"/>
-            </w:pPr>
-            <w:r/>
-            <w:r>
-              <w:rPr>
-                <w:rFonts w:ascii="Microsoft YaHei" w:hAnsi="Microsoft YaHei" w:eastAsia="Microsoft YaHei"/>
-                <w:b/>
-                <w:color w:val="000000"/>
-                <w:sz w:val="20"/>
-              </w:rPr>
-              <w:t>承担事项</w:t>
-            </w:r>
-          </w:p>
-        </w:tc>
-      </w:tr>
-      <w:tr>
-        <w:tc>
-          <w:tcPr>
-            <w:tcW w:type="dxa" w:w="2211"/>
-          </w:tcPr>
-          <w:p>
-            <w:pPr>
-              <w:spacing w:after="20" w:line="276" w:lineRule="auto"/>
-            </w:pPr>
-            <w:r/>
-            <w:r>
-              <w:rPr>
-                <w:rFonts w:ascii="Microsoft YaHei" w:hAnsi="Microsoft YaHei" w:eastAsia="Microsoft YaHei"/>
-                <w:b w:val="0"/>
-                <w:color w:val="1A1A1A"/>
-                <w:sz w:val="20"/>
-              </w:rPr>
-              <w:t>车间主任 / 主管</w:t>
-            </w:r>
-          </w:p>
-        </w:tc>
-        <w:tc>
-          <w:tcPr>
-            <w:tcW w:type="dxa" w:w="2041"/>
-          </w:tcPr>
-          <w:p>
-            <w:pPr>
-              <w:spacing w:after="20" w:line="276" w:lineRule="auto"/>
-            </w:pPr>
-            <w:r/>
-            <w:r>
-              <w:rPr>
-                <w:rFonts w:ascii="Microsoft YaHei" w:hAnsi="Microsoft YaHei" w:eastAsia="Microsoft YaHei"/>
-                <w:b w:val="0"/>
-                <w:color w:val="1A1A1A"/>
-                <w:sz w:val="20"/>
-              </w:rPr>
-              <w:t>每月约 1 小时</w:t>
-            </w:r>
-          </w:p>
-        </w:tc>
-        <w:tc>
-          <w:tcPr>
-            <w:tcW w:type="dxa" w:w="4252"/>
-          </w:tcPr>
-          <w:p>
-            <w:pPr>
-              <w:spacing w:after="20" w:line="276" w:lineRule="auto"/>
-            </w:pPr>
-            <w:r/>
-            <w:r>
-              <w:rPr>
-                <w:rFonts w:ascii="Microsoft YaHei" w:hAnsi="Microsoft YaHei" w:eastAsia="Microsoft YaHei"/>
-                <w:b w:val="0"/>
-                <w:color w:val="1A1A1A"/>
-                <w:sz w:val="20"/>
-              </w:rPr>
-              <w:t>确认场景是否值得推进、确认试点结论</w:t>
-            </w:r>
-          </w:p>
-        </w:tc>
-      </w:tr>
-      <w:tr>
-        <w:tc>
-          <w:tcPr>
-            <w:tcW w:type="dxa" w:w="2211"/>
-          </w:tcPr>
-          <w:p>
-            <w:pPr>
-              <w:spacing w:after="20" w:line="276" w:lineRule="auto"/>
-            </w:pPr>
-            <w:r/>
-            <w:r>
-              <w:rPr>
-                <w:rFonts w:ascii="Microsoft YaHei" w:hAnsi="Microsoft YaHei" w:eastAsia="Microsoft YaHei"/>
-                <w:b w:val="0"/>
-                <w:color w:val="1A1A1A"/>
-                <w:sz w:val="20"/>
-              </w:rPr>
-              <w:t>工艺 / 技术人员</w:t>
-            </w:r>
-          </w:p>
-        </w:tc>
-        <w:tc>
-          <w:tcPr>
-            <w:tcW w:type="dxa" w:w="2041"/>
-          </w:tcPr>
-          <w:p>
-            <w:pPr>
-              <w:spacing w:after="20" w:line="276" w:lineRule="auto"/>
-            </w:pPr>
-            <w:r/>
-            <w:r>
-              <w:rPr>
-                <w:rFonts w:ascii="Microsoft YaHei" w:hAnsi="Microsoft YaHei" w:eastAsia="Microsoft YaHei"/>
-                <w:b w:val="0"/>
-                <w:color w:val="1A1A1A"/>
-                <w:sz w:val="20"/>
-              </w:rPr>
-              <w:t>每周不超过 1 小时</w:t>
-            </w:r>
-          </w:p>
-        </w:tc>
-        <w:tc>
-          <w:tcPr>
-            <w:tcW w:type="dxa" w:w="4252"/>
-          </w:tcPr>
-          <w:p>
-            <w:pPr>
-              <w:spacing w:after="20" w:line="276" w:lineRule="auto"/>
-            </w:pPr>
-            <w:r/>
-            <w:r>
-              <w:rPr>
-                <w:rFonts w:ascii="Microsoft YaHei" w:hAnsi="Microsoft YaHei" w:eastAsia="Microsoft YaHei"/>
-                <w:b w:val="0"/>
-                <w:color w:val="1A1A1A"/>
-                <w:sz w:val="20"/>
-              </w:rPr>
-              <w:t>判断输出结果是否可用、指出问题所在</w:t>
-            </w:r>
-          </w:p>
-        </w:tc>
-      </w:tr>
-      <w:tr>
-        <w:tc>
-          <w:tcPr>
-            <w:tcW w:type="dxa" w:w="2211"/>
-          </w:tcPr>
-          <w:p>
-            <w:pPr>
-              <w:spacing w:after="20" w:line="276" w:lineRule="auto"/>
-            </w:pPr>
-            <w:r/>
-            <w:r>
-              <w:rPr>
-                <w:rFonts w:ascii="Microsoft YaHei" w:hAnsi="Microsoft YaHei" w:eastAsia="Microsoft YaHei"/>
-                <w:b w:val="0"/>
-                <w:color w:val="1A1A1A"/>
-                <w:sz w:val="20"/>
-              </w:rPr>
-              <w:t>一线操作 / 点检人员</w:t>
-            </w:r>
-          </w:p>
-        </w:tc>
-        <w:tc>
-          <w:tcPr>
-            <w:tcW w:type="dxa" w:w="2041"/>
-          </w:tcPr>
-          <w:p>
-            <w:pPr>
-              <w:spacing w:after="20" w:line="276" w:lineRule="auto"/>
-            </w:pPr>
-            <w:r/>
-            <w:r>
-              <w:rPr>
-                <w:rFonts w:ascii="Microsoft YaHei" w:hAnsi="Microsoft YaHei" w:eastAsia="Microsoft YaHei"/>
-                <w:b w:val="0"/>
-                <w:color w:val="1A1A1A"/>
-                <w:sz w:val="20"/>
-              </w:rPr>
-              <w:t>每次不超过 5 分钟</w:t>
-            </w:r>
-          </w:p>
-        </w:tc>
-        <w:tc>
-          <w:tcPr>
-            <w:tcW w:type="dxa" w:w="4252"/>
-          </w:tcPr>
-          <w:p>
-            <w:pPr>
-              <w:spacing w:after="20" w:line="276" w:lineRule="auto"/>
-            </w:pPr>
-            <w:r/>
-            <w:r>
-              <w:rPr>
-                <w:rFonts w:ascii="Microsoft YaHei" w:hAnsi="Microsoft YaHei" w:eastAsia="Microsoft YaHei"/>
-                <w:b w:val="0"/>
-                <w:color w:val="1A1A1A"/>
-                <w:sz w:val="20"/>
-              </w:rPr>
-              <w:t>在既有操作流程中确认结果，不额外填表</w:t>
-            </w:r>
-          </w:p>
-        </w:tc>
-      </w:tr>
-      <w:tr>
-        <w:tc>
-          <w:tcPr>
-            <w:tcW w:type="dxa" w:w="2211"/>
-          </w:tcPr>
-          <w:p>
-            <w:pPr>
-              <w:spacing w:after="20" w:line="276" w:lineRule="auto"/>
-            </w:pPr>
-            <w:r/>
-            <w:r>
-              <w:rPr>
-                <w:rFonts w:ascii="Microsoft YaHei" w:hAnsi="Microsoft YaHei" w:eastAsia="Microsoft YaHei"/>
-                <w:b w:val="0"/>
-                <w:color w:val="1A1A1A"/>
-                <w:sz w:val="20"/>
-              </w:rPr>
-              <w:t>质量部门</w:t>
-            </w:r>
-          </w:p>
-        </w:tc>
-        <w:tc>
-          <w:tcPr>
-            <w:tcW w:type="dxa" w:w="2041"/>
-          </w:tcPr>
-          <w:p>
-            <w:pPr>
-              <w:spacing w:after="20" w:line="276" w:lineRule="auto"/>
-            </w:pPr>
-            <w:r/>
-            <w:r>
-              <w:rPr>
-                <w:rFonts w:ascii="Microsoft YaHei" w:hAnsi="Microsoft YaHei" w:eastAsia="Microsoft YaHei"/>
-                <w:b w:val="0"/>
-                <w:color w:val="1A1A1A"/>
-                <w:sz w:val="20"/>
-              </w:rPr>
-              <w:t>关键节点各约 1 小时</w:t>
-            </w:r>
-          </w:p>
-        </w:tc>
-        <w:tc>
-          <w:tcPr>
-            <w:tcW w:type="dxa" w:w="4252"/>
-          </w:tcPr>
-          <w:p>
-            <w:pPr>
-              <w:spacing w:after="20" w:line="276" w:lineRule="auto"/>
-            </w:pPr>
-            <w:r/>
-            <w:r>
-              <w:rPr>
-                <w:rFonts w:ascii="Microsoft YaHei" w:hAnsi="Microsoft YaHei" w:eastAsia="Microsoft YaHei"/>
-                <w:b w:val="0"/>
-                <w:color w:val="1A1A1A"/>
-                <w:sz w:val="20"/>
-              </w:rPr>
-              <w:t>明确合规边界与记录留痕要求</w:t>
-            </w:r>
-          </w:p>
-        </w:tc>
-      </w:tr>
-      <w:tr>
-        <w:tc>
-          <w:tcPr>
-            <w:tcW w:type="dxa" w:w="2211"/>
-          </w:tcPr>
-          <w:p>
-            <w:pPr>
-              <w:spacing w:after="20" w:line="276" w:lineRule="auto"/>
-            </w:pPr>
-            <w:r/>
-            <w:r>
-              <w:rPr>
-                <w:rFonts w:ascii="Microsoft YaHei" w:hAnsi="Microsoft YaHei" w:eastAsia="Microsoft YaHei"/>
-                <w:b w:val="0"/>
-                <w:color w:val="1A1A1A"/>
-                <w:sz w:val="20"/>
-              </w:rPr>
-              <w:t>信息部门</w:t>
-            </w:r>
-          </w:p>
-        </w:tc>
-        <w:tc>
-          <w:tcPr>
-            <w:tcW w:type="dxa" w:w="2041"/>
-          </w:tcPr>
-          <w:p>
-            <w:pPr>
-              <w:spacing w:after="20" w:line="276" w:lineRule="auto"/>
-            </w:pPr>
-            <w:r/>
-            <w:r>
-              <w:rPr>
-                <w:rFonts w:ascii="Microsoft YaHei" w:hAnsi="Microsoft YaHei" w:eastAsia="Microsoft YaHei"/>
-                <w:b w:val="0"/>
-                <w:color w:val="1A1A1A"/>
-                <w:sz w:val="20"/>
-              </w:rPr>
-              <w:t>阶段性集中 3–5 天</w:t>
-            </w:r>
-          </w:p>
-        </w:tc>
-        <w:tc>
-          <w:tcPr>
-            <w:tcW w:type="dxa" w:w="4252"/>
-          </w:tcPr>
-          <w:p>
-            <w:pPr>
-              <w:spacing w:after="20" w:line="276" w:lineRule="auto"/>
-            </w:pPr>
-            <w:r/>
-            <w:r>
-              <w:rPr>
-                <w:rFonts w:ascii="Microsoft YaHei" w:hAnsi="Microsoft YaHei" w:eastAsia="Microsoft YaHei"/>
-                <w:b w:val="0"/>
-                <w:color w:val="1A1A1A"/>
-                <w:sz w:val="20"/>
-              </w:rPr>
-              <w:t>开通查询权限、说明系统接口可行性</w:t>
-            </w:r>
-          </w:p>
-        </w:tc>
-      </w:tr>
-    </w:tbl>
-    <w:p>
-      <w:pPr>
-        <w:spacing w:after="40"/>
-      </w:pPr>
-    </w:p>
-    <w:p>
-      <w:pPr>
-        <w:spacing w:before="280" w:after="100"/>
-      </w:pPr>
-      <w:r>
-        <w:rPr>
-          <w:rFonts w:ascii="Microsoft YaHei" w:hAnsi="Microsoft YaHei" w:eastAsia="Microsoft YaHei"/>
-          <w:b/>
-          <w:color w:val="000000"/>
-          <w:sz w:val="25"/>
-        </w:rPr>
-        <w:t>四、近期工作安排</w:t>
-      </w:r>
-    </w:p>
-    <w:tbl>
-      <w:tblPr>
-        <w:tblStyle w:val="TableGrid"/>
-        <w:tblW w:type="auto" w:w="0"/>
-        <w:jc w:val="center"/>
-        <w:tblLook w:firstColumn="1" w:firstRow="1" w:lastColumn="0" w:lastRow="0" w:noHBand="0" w:noVBand="1" w:val="04A0"/>
-      </w:tblPr>
-      <w:tblGrid>
-        <w:gridCol w:w="3022"/>
-        <w:gridCol w:w="3022"/>
-        <w:gridCol w:w="3022"/>
-      </w:tblGrid>
-      <w:tr>
-        <w:tc>
-          <w:tcPr>
-            <w:tcW w:type="dxa" w:w="1587"/>
-            <w:shd w:val="clear" w:color="auto" w:fill="EDEFF3"/>
-          </w:tcPr>
-          <w:p>
-            <w:pPr>
-              <w:spacing w:after="20" w:line="276" w:lineRule="auto"/>
-            </w:pPr>
-            <w:r/>
-            <w:r>
-              <w:rPr>
-                <w:rFonts w:ascii="Microsoft YaHei" w:hAnsi="Microsoft YaHei" w:eastAsia="Microsoft YaHei"/>
-                <w:b/>
-                <w:color w:val="000000"/>
-                <w:sz w:val="20"/>
-              </w:rPr>
-              <w:t>时间</w:t>
-            </w:r>
-          </w:p>
-        </w:tc>
-        <w:tc>
-          <w:tcPr>
-            <w:tcW w:type="dxa" w:w="3742"/>
-            <w:shd w:val="clear" w:color="auto" w:fill="EDEFF3"/>
-          </w:tcPr>
-          <w:p>
-            <w:pPr>
-              <w:spacing w:after="20" w:line="276" w:lineRule="auto"/>
-            </w:pPr>
-            <w:r/>
-            <w:r>
-              <w:rPr>
-                <w:rFonts w:ascii="Microsoft YaHei" w:hAnsi="Microsoft YaHei" w:eastAsia="Microsoft YaHei"/>
-                <w:b/>
-                <w:color w:val="000000"/>
-                <w:sz w:val="20"/>
-              </w:rPr>
-              <w:t>工作内容</w:t>
-            </w:r>
-          </w:p>
-        </w:tc>
-        <w:tc>
-          <w:tcPr>
-            <w:tcW w:type="dxa" w:w="3175"/>
-            <w:shd w:val="clear" w:color="auto" w:fill="EDEFF3"/>
-          </w:tcPr>
-          <w:p>
-            <w:pPr>
-              <w:spacing w:after="20" w:line="276" w:lineRule="auto"/>
-            </w:pPr>
-            <w:r/>
-            <w:r>
-              <w:rPr>
-                <w:rFonts w:ascii="Microsoft YaHei" w:hAnsi="Microsoft YaHei" w:eastAsia="Microsoft YaHei"/>
-                <w:b/>
-                <w:color w:val="000000"/>
-                <w:sz w:val="20"/>
-              </w:rPr>
-              <w:t>阶段成果</w:t>
-            </w:r>
-          </w:p>
-        </w:tc>
-      </w:tr>
-      <w:tr>
-        <w:tc>
-          <w:tcPr>
-            <w:tcW w:type="dxa" w:w="1587"/>
-          </w:tcPr>
-          <w:p>
-            <w:pPr>
-              <w:spacing w:after="20" w:line="276" w:lineRule="auto"/>
-            </w:pPr>
-            <w:r/>
-            <w:r>
-              <w:rPr>
-                <w:rFonts w:ascii="Microsoft YaHei" w:hAnsi="Microsoft YaHei" w:eastAsia="Microsoft YaHei"/>
-                <w:b w:val="0"/>
-                <w:color w:val="1A1A1A"/>
-                <w:sz w:val="20"/>
-              </w:rPr>
-              <w:t>第 1 个月</w:t>
-            </w:r>
-          </w:p>
-        </w:tc>
-        <w:tc>
-          <w:tcPr>
-            <w:tcW w:type="dxa" w:w="3742"/>
-          </w:tcPr>
-          <w:p>
-            <w:pPr>
-              <w:spacing w:after="20" w:line="276" w:lineRule="auto"/>
-            </w:pPr>
-            <w:r/>
-            <w:r>
-              <w:rPr>
-                <w:rFonts w:ascii="Microsoft YaHei" w:hAnsi="Microsoft YaHei" w:eastAsia="Microsoft YaHei"/>
-                <w:b w:val="0"/>
-                <w:color w:val="1A1A1A"/>
-                <w:sz w:val="20"/>
-              </w:rPr>
-              <w:t>机制落地，完成访谈准备</w:t>
-            </w:r>
-          </w:p>
-        </w:tc>
-        <w:tc>
-          <w:tcPr>
-            <w:tcW w:type="dxa" w:w="3175"/>
-          </w:tcPr>
-          <w:p>
-            <w:pPr>
-              <w:spacing w:after="20" w:line="276" w:lineRule="auto"/>
-            </w:pPr>
-            <w:r/>
-            <w:r>
-              <w:rPr>
-                <w:rFonts w:ascii="Microsoft YaHei" w:hAnsi="Microsoft YaHei" w:eastAsia="Microsoft YaHei"/>
-                <w:b w:val="0"/>
-                <w:color w:val="1A1A1A"/>
-                <w:sz w:val="20"/>
-              </w:rPr>
-              <w:t>联络员名单、权限开通</w:t>
-            </w:r>
-          </w:p>
-        </w:tc>
-      </w:tr>
-      <w:tr>
-        <w:tc>
-          <w:tcPr>
-            <w:tcW w:type="dxa" w:w="1587"/>
-          </w:tcPr>
-          <w:p>
-            <w:pPr>
-              <w:spacing w:after="20" w:line="276" w:lineRule="auto"/>
-            </w:pPr>
-            <w:r/>
-            <w:r>
-              <w:rPr>
-                <w:rFonts w:ascii="Microsoft YaHei" w:hAnsi="Microsoft YaHei" w:eastAsia="Microsoft YaHei"/>
-                <w:b w:val="0"/>
-                <w:color w:val="1A1A1A"/>
-                <w:sz w:val="20"/>
-              </w:rPr>
-              <w:t>第 1–2 个月</w:t>
-            </w:r>
-          </w:p>
-        </w:tc>
-        <w:tc>
-          <w:tcPr>
-            <w:tcW w:type="dxa" w:w="3742"/>
-          </w:tcPr>
-          <w:p>
-            <w:pPr>
-              <w:spacing w:after="20" w:line="276" w:lineRule="auto"/>
-            </w:pPr>
-            <w:r/>
-            <w:r>
-              <w:rPr>
-                <w:rFonts w:ascii="Microsoft YaHei" w:hAnsi="Microsoft YaHei" w:eastAsia="Microsoft YaHei"/>
-                <w:b w:val="0"/>
-                <w:color w:val="1A1A1A"/>
-                <w:sz w:val="20"/>
-              </w:rPr>
-              <w:t>开展 15–20 人次现场访谈</w:t>
-            </w:r>
-          </w:p>
-        </w:tc>
-        <w:tc>
-          <w:tcPr>
-            <w:tcW w:type="dxa" w:w="3175"/>
-          </w:tcPr>
-          <w:p>
-            <w:pPr>
-              <w:spacing w:after="20" w:line="276" w:lineRule="auto"/>
-            </w:pPr>
-            <w:r/>
-            <w:r>
-              <w:rPr>
-                <w:rFonts w:ascii="Microsoft YaHei" w:hAnsi="Microsoft YaHei" w:eastAsia="Microsoft YaHei"/>
-                <w:b w:val="0"/>
-                <w:color w:val="1A1A1A"/>
-                <w:sz w:val="20"/>
-              </w:rPr>
-              <w:t>生产场景清单及工时排序</w:t>
-            </w:r>
-          </w:p>
-        </w:tc>
-      </w:tr>
-      <w:tr>
-        <w:tc>
-          <w:tcPr>
-            <w:tcW w:type="dxa" w:w="1587"/>
-          </w:tcPr>
-          <w:p>
-            <w:pPr>
-              <w:spacing w:after="20" w:line="276" w:lineRule="auto"/>
-            </w:pPr>
-            <w:r/>
-            <w:r>
-              <w:rPr>
-                <w:rFonts w:ascii="Microsoft YaHei" w:hAnsi="Microsoft YaHei" w:eastAsia="Microsoft YaHei"/>
-                <w:b w:val="0"/>
-                <w:color w:val="1A1A1A"/>
-                <w:sz w:val="20"/>
-              </w:rPr>
-              <w:t>第 2–3 个月</w:t>
-            </w:r>
-          </w:p>
-        </w:tc>
-        <w:tc>
-          <w:tcPr>
-            <w:tcW w:type="dxa" w:w="3742"/>
-          </w:tcPr>
-          <w:p>
-            <w:pPr>
-              <w:spacing w:after="20" w:line="276" w:lineRule="auto"/>
-            </w:pPr>
-            <w:r/>
-            <w:r>
-              <w:rPr>
-                <w:rFonts w:ascii="Microsoft YaHei" w:hAnsi="Microsoft YaHei" w:eastAsia="Microsoft YaHei"/>
-                <w:b w:val="0"/>
-                <w:color w:val="1A1A1A"/>
-                <w:sz w:val="20"/>
-              </w:rPr>
-              <w:t>评估各系统数据可用条件</w:t>
-            </w:r>
-          </w:p>
-        </w:tc>
-        <w:tc>
-          <w:tcPr>
-            <w:tcW w:type="dxa" w:w="3175"/>
-          </w:tcPr>
-          <w:p>
-            <w:pPr>
-              <w:spacing w:after="20" w:line="276" w:lineRule="auto"/>
-            </w:pPr>
-            <w:r/>
-            <w:r>
-              <w:rPr>
-                <w:rFonts w:ascii="Microsoft YaHei" w:hAnsi="Microsoft YaHei" w:eastAsia="Microsoft YaHei"/>
-                <w:b w:val="0"/>
-                <w:color w:val="1A1A1A"/>
-                <w:sz w:val="20"/>
-              </w:rPr>
-              <w:t>数据就绪度评估结论</w:t>
-            </w:r>
-          </w:p>
-        </w:tc>
-      </w:tr>
-      <w:tr>
-        <w:tc>
-          <w:tcPr>
-            <w:tcW w:type="dxa" w:w="1587"/>
-          </w:tcPr>
-          <w:p>
-            <w:pPr>
-              <w:spacing w:after="20" w:line="276" w:lineRule="auto"/>
-            </w:pPr>
-            <w:r/>
-            <w:r>
-              <w:rPr>
-                <w:rFonts w:ascii="Microsoft YaHei" w:hAnsi="Microsoft YaHei" w:eastAsia="Microsoft YaHei"/>
-                <w:b w:val="0"/>
-                <w:color w:val="1A1A1A"/>
-                <w:sz w:val="20"/>
-              </w:rPr>
-              <w:t>第 3–4 个月</w:t>
-            </w:r>
-          </w:p>
-        </w:tc>
-        <w:tc>
-          <w:tcPr>
-            <w:tcW w:type="dxa" w:w="3742"/>
-          </w:tcPr>
-          <w:p>
-            <w:pPr>
-              <w:spacing w:after="20" w:line="276" w:lineRule="auto"/>
-            </w:pPr>
-            <w:r/>
-            <w:r>
-              <w:rPr>
-                <w:rFonts w:ascii="Microsoft YaHei" w:hAnsi="Microsoft YaHei" w:eastAsia="Microsoft YaHei"/>
-                <w:b w:val="0"/>
-                <w:color w:val="1A1A1A"/>
-                <w:sz w:val="20"/>
-              </w:rPr>
-              <w:t>组织外部技术交流与能力比较</w:t>
-            </w:r>
-          </w:p>
-        </w:tc>
-        <w:tc>
-          <w:tcPr>
-            <w:tcW w:type="dxa" w:w="3175"/>
-          </w:tcPr>
-          <w:p>
-            <w:pPr>
-              <w:spacing w:after="20" w:line="276" w:lineRule="auto"/>
-            </w:pPr>
-            <w:r/>
-            <w:r>
-              <w:rPr>
-                <w:rFonts w:ascii="Microsoft YaHei" w:hAnsi="Microsoft YaHei" w:eastAsia="Microsoft YaHei"/>
-                <w:b w:val="0"/>
-                <w:color w:val="1A1A1A"/>
-                <w:sz w:val="20"/>
-              </w:rPr>
-              <w:t>供应商能力对比及数据要求清单</w:t>
-            </w:r>
-          </w:p>
-        </w:tc>
-      </w:tr>
-      <w:tr>
-        <w:tc>
-          <w:tcPr>
-            <w:tcW w:type="dxa" w:w="1587"/>
-          </w:tcPr>
-          <w:p>
-            <w:pPr>
-              <w:spacing w:after="20" w:line="276" w:lineRule="auto"/>
-            </w:pPr>
-            <w:r/>
-            <w:r>
-              <w:rPr>
-                <w:rFonts w:ascii="Microsoft YaHei" w:hAnsi="Microsoft YaHei" w:eastAsia="Microsoft YaHei"/>
-                <w:b w:val="0"/>
-                <w:color w:val="1A1A1A"/>
-                <w:sz w:val="20"/>
-              </w:rPr>
-              <w:t>第 4–5 个月</w:t>
-            </w:r>
-          </w:p>
-        </w:tc>
-        <w:tc>
-          <w:tcPr>
-            <w:tcW w:type="dxa" w:w="3742"/>
-          </w:tcPr>
-          <w:p>
-            <w:pPr>
-              <w:spacing w:after="20" w:line="276" w:lineRule="auto"/>
-            </w:pPr>
-            <w:r/>
-            <w:r>
-              <w:rPr>
-                <w:rFonts w:ascii="Microsoft YaHei" w:hAnsi="Microsoft YaHei" w:eastAsia="Microsoft YaHei"/>
-                <w:b w:val="0"/>
-                <w:color w:val="1A1A1A"/>
-                <w:sz w:val="20"/>
-              </w:rPr>
-              <w:t>提出试点场景建议</w:t>
-            </w:r>
-          </w:p>
-        </w:tc>
-        <w:tc>
-          <w:tcPr>
-            <w:tcW w:type="dxa" w:w="3175"/>
-          </w:tcPr>
-          <w:p>
-            <w:pPr>
-              <w:spacing w:after="20" w:line="276" w:lineRule="auto"/>
-            </w:pPr>
-            <w:r/>
-            <w:r>
-              <w:rPr>
-                <w:rFonts w:ascii="Microsoft YaHei" w:hAnsi="Microsoft YaHei" w:eastAsia="Microsoft YaHei"/>
-                <w:b w:val="0"/>
-                <w:color w:val="1A1A1A"/>
-                <w:sz w:val="20"/>
-              </w:rPr>
-              <w:t>试点方案及投入申请</w:t>
-            </w:r>
-          </w:p>
-        </w:tc>
-      </w:tr>
-    </w:tbl>
-    <w:p>
-      <w:pPr>
-        <w:spacing w:after="40"/>
-      </w:pPr>
-    </w:p>
-    <w:p>
-      <w:pPr>
-        <w:ind w:left="0" w:firstLine="420"/>
-      </w:pPr>
-      <w:r>
-        <w:rPr>
-          <w:rFonts w:ascii="Microsoft YaHei" w:hAnsi="Microsoft YaHei" w:eastAsia="Microsoft YaHei"/>
-          <w:b/>
-          <w:color w:val="1A1A1A"/>
-          <w:sz w:val="22"/>
-        </w:rPr>
-        <w:t>以上各阶段均不需预算支持。试点实施所需费用，将在场景与范围确定后另行请示。</w:t>
+        <w:t>恳请对第六条所列三项机制事项予以批示。如蒙同意，建议一并明确联络员报送方式与时限，并由信息部门按第（三）项所述范围办理权限开通。</w:t>
       </w:r>
     </w:p>
     <w:p>
       <w:pPr>
-        <w:spacing w:before="280" w:after="100"/>
-      </w:pPr>
-      <w:r>
-        <w:rPr>
-          <w:rFonts w:ascii="Microsoft YaHei" w:hAnsi="Microsoft YaHei" w:eastAsia="Microsoft YaHei"/>
-          <w:b/>
-          <w:color w:val="000000"/>
-          <w:sz w:val="25"/>
-        </w:rPr>
-        <w:t>五、请批示事项</w:t>
-      </w:r>
-    </w:p>
-    <w:p>
-      <w:pPr>
-        <w:ind w:left="0" w:firstLine="420"/>
-      </w:pPr>
-      <w:r>
-        <w:rPr>
-          <w:rFonts w:ascii="Microsoft YaHei" w:hAnsi="Microsoft YaHei" w:eastAsia="Microsoft YaHei"/>
-          <w:b w:val="0"/>
-          <w:color w:val="1A1A1A"/>
-          <w:sz w:val="22"/>
-        </w:rPr>
-        <w:t>恳请对上述三项机制建议予以批示。如蒙同意，建议一并明确联络员报送方式与时限，并由信息部门按第二条第（三）项所述范围办理权限开通。</w:t>
-      </w:r>
-    </w:p>
-    <w:p>
-      <w:pPr>
-        <w:ind w:left="0" w:firstLine="420"/>
+        <w:ind w:firstLine="420"/>
       </w:pPr>
       <w:r>
         <w:rPr>
@@ -1245,7 +2328,7 @@
     </w:p>
     <w:p>
       <w:pPr>
-        <w:spacing w:before="440"/>
+        <w:spacing w:before="400"/>
         <w:jc w:val="right"/>
       </w:pPr>
       <w:r>
@@ -1260,7 +2343,7 @@
     </w:p>
     <w:sectPr>
       <w:pgSz w:w="12240" w:h="15840"/>
-      <w:pgMar w:top="1474" w:right="1587" w:bottom="1361" w:left="1587" w:header="720" w:footer="720" w:gutter="0"/>
+      <w:pgMar w:top="1417" w:right="1531" w:bottom="1304" w:left="1531" w:header="720" w:footer="720" w:gutter="0"/>
       <w:cols w:space="720"/>
       <w:docGrid w:linePitch="360"/>
     </w:sectPr>
@@ -1632,7 +2715,7 @@
     <w:qFormat/>
     <w:rsid w:val="00FC693F"/>
     <w:pPr>
-      <w:spacing w:after="120" w:line="360" w:lineRule="auto"/>
+      <w:spacing w:after="120" w:line="348" w:lineRule="auto"/>
     </w:pPr>
     <w:rPr>
       <w:rFonts w:ascii="Microsoft YaHei" w:hAnsi="Microsoft YaHei" w:eastAsia="Microsoft YaHei"/>
